--- a/Основы проектирования баз данных/SQL/Лабораторная 2/отчет 2.docx
+++ b/Основы проектирования баз данных/SQL/Лабораторная 2/отчет 2.docx
@@ -577,20 +577,21 @@
     </w:p>
     <w:sdt>
       <w:sdtPr>
+        <w:rPr>
+          <w:rFonts w:ascii="Times New Roman" w:eastAsiaTheme="minorHAnsi" w:hAnsi="Times New Roman" w:cstheme="minorBidi"/>
+          <w:b w:val="0"/>
+          <w:bCs w:val="0"/>
+          <w:color w:val="auto"/>
+          <w:szCs w:val="22"/>
+          <w:lang w:eastAsia="en-US"/>
+        </w:rPr>
         <w:id w:val="-1479453937"/>
         <w:docPartObj>
           <w:docPartGallery w:val="Table of Contents"/>
           <w:docPartUnique/>
         </w:docPartObj>
       </w:sdtPr>
-      <w:sdtEndPr>
-        <w:rPr>
-          <w:rFonts w:ascii="Times New Roman" w:eastAsiaTheme="minorHAnsi" w:hAnsi="Times New Roman" w:cstheme="minorBidi"/>
-          <w:color w:val="auto"/>
-          <w:szCs w:val="22"/>
-          <w:lang w:eastAsia="en-US"/>
-        </w:rPr>
-      </w:sdtEndPr>
+      <w:sdtEndPr/>
       <w:sdtContent>
         <w:p>
           <w:pPr>
@@ -601,16 +602,31 @@
           </w:r>
         </w:p>
         <w:p>
-          <w:fldSimple w:instr=" TOC \o &quot;1-3&quot; \h \z \u ">
-            <w:r>
-              <w:rPr>
-                <w:b/>
-                <w:bCs/>
-                <w:noProof/>
-              </w:rPr>
-              <w:t>Элементы оглавления не найдены.</w:t>
-            </w:r>
-          </w:fldSimple>
+          <w:r>
+            <w:fldChar w:fldCharType="begin"/>
+          </w:r>
+          <w:r>
+            <w:instrText xml:space="preserve"> TOC \o "1-3" \h \z \u </w:instrText>
+          </w:r>
+          <w:r>
+            <w:fldChar w:fldCharType="separate"/>
+          </w:r>
+          <w:r>
+            <w:rPr>
+              <w:b/>
+              <w:bCs/>
+              <w:noProof/>
+            </w:rPr>
+            <w:t>Элементы оглавления не найдены.</w:t>
+          </w:r>
+          <w:r>
+            <w:rPr>
+              <w:b/>
+              <w:bCs/>
+              <w:noProof/>
+            </w:rPr>
+            <w:fldChar w:fldCharType="end"/>
+          </w:r>
         </w:p>
       </w:sdtContent>
     </w:sdt>
@@ -1057,8 +1073,6 @@
           </wp:inline>
         </w:drawing>
       </w:r>
-      <w:bookmarkStart w:id="1" w:name="_GoBack"/>
-      <w:bookmarkEnd w:id="1"/>
     </w:p>
     <w:p>
       <w:pPr>
@@ -1306,6 +1320,47 @@
           <w:lang w:eastAsia="ru-RU"/>
         </w:rPr>
       </w:pPr>
+      <w:r>
+        <w:rPr>
+          <w:noProof/>
+          <w:lang w:eastAsia="ru-RU"/>
+        </w:rPr>
+        <w:drawing>
+          <wp:inline distT="0" distB="0" distL="0" distR="0" wp14:anchorId="6D0F8D20" wp14:editId="6BFDF617">
+            <wp:extent cx="5940425" cy="2412589"/>
+            <wp:effectExtent l="0" t="0" r="3175" b="6985"/>
+            <wp:docPr id="10" name="Рисунок 10"/>
+            <wp:cNvGraphicFramePr>
+              <a:graphicFrameLocks xmlns:a="http://schemas.openxmlformats.org/drawingml/2006/main" noChangeAspect="1"/>
+            </wp:cNvGraphicFramePr>
+            <a:graphic xmlns:a="http://schemas.openxmlformats.org/drawingml/2006/main">
+              <a:graphicData uri="http://schemas.openxmlformats.org/drawingml/2006/picture">
+                <pic:pic xmlns:pic="http://schemas.openxmlformats.org/drawingml/2006/picture">
+                  <pic:nvPicPr>
+                    <pic:cNvPr id="0" name=""/>
+                    <pic:cNvPicPr/>
+                  </pic:nvPicPr>
+                  <pic:blipFill>
+                    <a:blip r:embed="rId15"/>
+                    <a:stretch>
+                      <a:fillRect/>
+                    </a:stretch>
+                  </pic:blipFill>
+                  <pic:spPr>
+                    <a:xfrm>
+                      <a:off x="0" y="0"/>
+                      <a:ext cx="5940425" cy="2412589"/>
+                    </a:xfrm>
+                    <a:prstGeom prst="rect">
+                      <a:avLst/>
+                    </a:prstGeom>
+                  </pic:spPr>
+                </pic:pic>
+              </a:graphicData>
+            </a:graphic>
+          </wp:inline>
+        </w:drawing>
+      </w:r>
     </w:p>
     <w:p>
       <w:pPr>
@@ -1343,8 +1398,79 @@
       </w:pPr>
       <w:r>
         <w:rPr>
+          <w:noProof/>
+          <w:lang w:eastAsia="ru-RU"/>
+        </w:rPr>
+        <w:drawing>
+          <wp:inline distT="0" distB="0" distL="0" distR="0" wp14:anchorId="3DD58588" wp14:editId="0D7E5040">
+            <wp:extent cx="5940425" cy="4551117"/>
+            <wp:effectExtent l="0" t="0" r="3175" b="1905"/>
+            <wp:docPr id="11" name="Рисунок 11"/>
+            <wp:cNvGraphicFramePr>
+              <a:graphicFrameLocks xmlns:a="http://schemas.openxmlformats.org/drawingml/2006/main" noChangeAspect="1"/>
+            </wp:cNvGraphicFramePr>
+            <a:graphic xmlns:a="http://schemas.openxmlformats.org/drawingml/2006/main">
+              <a:graphicData uri="http://schemas.openxmlformats.org/drawingml/2006/picture">
+                <pic:pic xmlns:pic="http://schemas.openxmlformats.org/drawingml/2006/picture">
+                  <pic:nvPicPr>
+                    <pic:cNvPr id="0" name=""/>
+                    <pic:cNvPicPr/>
+                  </pic:nvPicPr>
+                  <pic:blipFill>
+                    <a:blip r:embed="rId16"/>
+                    <a:stretch>
+                      <a:fillRect/>
+                    </a:stretch>
+                  </pic:blipFill>
+                  <pic:spPr>
+                    <a:xfrm>
+                      <a:off x="0" y="0"/>
+                      <a:ext cx="5940425" cy="4551117"/>
+                    </a:xfrm>
+                    <a:prstGeom prst="rect">
+                      <a:avLst/>
+                    </a:prstGeom>
+                  </pic:spPr>
+                </pic:pic>
+              </a:graphicData>
+            </a:graphic>
+          </wp:inline>
+        </w:drawing>
+      </w:r>
+    </w:p>
+    <w:p>
+      <w:pPr>
+        <w:rPr>
           <w:rStyle w:val="20"/>
         </w:rPr>
+      </w:pPr>
+    </w:p>
+    <w:p>
+      <w:pPr>
+        <w:rPr>
+          <w:rStyle w:val="20"/>
+        </w:rPr>
+      </w:pPr>
+    </w:p>
+    <w:p>
+      <w:pPr>
+        <w:rPr>
+          <w:rStyle w:val="20"/>
+        </w:rPr>
+      </w:pPr>
+    </w:p>
+    <w:p>
+      <w:pPr>
+        <w:rPr>
+          <w:noProof/>
+          <w:lang w:eastAsia="ru-RU"/>
+        </w:rPr>
+      </w:pPr>
+      <w:r>
+        <w:rPr>
+          <w:rStyle w:val="20"/>
+        </w:rPr>
+        <w:lastRenderedPageBreak/>
         <w:t>Пример 1</w:t>
       </w:r>
       <w:r>
@@ -1361,15 +1487,158 @@
         <w:t>:</w:t>
       </w:r>
     </w:p>
+    <w:p>
+      <w:pPr>
+        <w:rPr>
+          <w:noProof/>
+          <w:lang w:eastAsia="ru-RU"/>
+        </w:rPr>
+      </w:pPr>
+      <w:r>
+        <w:rPr>
+          <w:noProof/>
+          <w:lang w:eastAsia="ru-RU"/>
+        </w:rPr>
+        <w:drawing>
+          <wp:inline distT="0" distB="0" distL="0" distR="0" wp14:anchorId="428FE0CE" wp14:editId="315617BD">
+            <wp:extent cx="5940425" cy="3269104"/>
+            <wp:effectExtent l="0" t="0" r="3175" b="7620"/>
+            <wp:docPr id="12" name="Рисунок 12"/>
+            <wp:cNvGraphicFramePr>
+              <a:graphicFrameLocks xmlns:a="http://schemas.openxmlformats.org/drawingml/2006/main" noChangeAspect="1"/>
+            </wp:cNvGraphicFramePr>
+            <a:graphic xmlns:a="http://schemas.openxmlformats.org/drawingml/2006/main">
+              <a:graphicData uri="http://schemas.openxmlformats.org/drawingml/2006/picture">
+                <pic:pic xmlns:pic="http://schemas.openxmlformats.org/drawingml/2006/picture">
+                  <pic:nvPicPr>
+                    <pic:cNvPr id="0" name=""/>
+                    <pic:cNvPicPr/>
+                  </pic:nvPicPr>
+                  <pic:blipFill>
+                    <a:blip r:embed="rId17"/>
+                    <a:stretch>
+                      <a:fillRect/>
+                    </a:stretch>
+                  </pic:blipFill>
+                  <pic:spPr>
+                    <a:xfrm>
+                      <a:off x="0" y="0"/>
+                      <a:ext cx="5940425" cy="3269104"/>
+                    </a:xfrm>
+                    <a:prstGeom prst="rect">
+                      <a:avLst/>
+                    </a:prstGeom>
+                  </pic:spPr>
+                </pic:pic>
+              </a:graphicData>
+            </a:graphic>
+          </wp:inline>
+        </w:drawing>
+      </w:r>
+    </w:p>
+    <w:p>
+      <w:pPr>
+        <w:pStyle w:val="1"/>
+      </w:pPr>
+      <w:r>
+        <w:lastRenderedPageBreak/>
+        <w:t>4 задание</w:t>
+      </w:r>
+    </w:p>
+    <w:p>
+      <w:pPr>
+        <w:pStyle w:val="2"/>
+      </w:pPr>
+      <w:r>
+        <w:t>Запрос 1</w:t>
+      </w:r>
+    </w:p>
+    <w:p>
+      <w:r>
+        <w:drawing>
+          <wp:inline distT="0" distB="0" distL="0" distR="0" wp14:anchorId="1298106B" wp14:editId="67A9E127">
+            <wp:extent cx="5940425" cy="5864399"/>
+            <wp:effectExtent l="0" t="0" r="3175" b="3175"/>
+            <wp:docPr id="13" name="Рисунок 13"/>
+            <wp:cNvGraphicFramePr>
+              <a:graphicFrameLocks xmlns:a="http://schemas.openxmlformats.org/drawingml/2006/main" noChangeAspect="1"/>
+            </wp:cNvGraphicFramePr>
+            <a:graphic xmlns:a="http://schemas.openxmlformats.org/drawingml/2006/main">
+              <a:graphicData uri="http://schemas.openxmlformats.org/drawingml/2006/picture">
+                <pic:pic xmlns:pic="http://schemas.openxmlformats.org/drawingml/2006/picture">
+                  <pic:nvPicPr>
+                    <pic:cNvPr id="0" name=""/>
+                    <pic:cNvPicPr/>
+                  </pic:nvPicPr>
+                  <pic:blipFill>
+                    <a:blip r:embed="rId18"/>
+                    <a:stretch>
+                      <a:fillRect/>
+                    </a:stretch>
+                  </pic:blipFill>
+                  <pic:spPr>
+                    <a:xfrm>
+                      <a:off x="0" y="0"/>
+                      <a:ext cx="5940425" cy="5864399"/>
+                    </a:xfrm>
+                    <a:prstGeom prst="rect">
+                      <a:avLst/>
+                    </a:prstGeom>
+                  </pic:spPr>
+                </pic:pic>
+              </a:graphicData>
+            </a:graphic>
+          </wp:inline>
+        </w:drawing>
+      </w:r>
+    </w:p>
+    <w:p>
+      <w:pPr>
+        <w:pStyle w:val="2"/>
+      </w:pPr>
+      <w:r>
+        <w:t xml:space="preserve">Запрос </w:t>
+      </w:r>
+      <w:r>
+        <w:t>2</w:t>
+      </w:r>
+    </w:p>
+    <w:p>
+      <w:pPr>
+        <w:pStyle w:val="2"/>
+      </w:pPr>
+      <w:r>
+        <w:t>Запрос 2</w:t>
+      </w:r>
+      <w:bookmarkStart w:id="1" w:name="_GoBack"/>
+      <w:bookmarkEnd w:id="1"/>
+    </w:p>
+    <w:p>
+      <w:pPr>
+        <w:pStyle w:val="2"/>
+      </w:pPr>
+      <w:r>
+        <w:t>Запрос 2</w:t>
+      </w:r>
+    </w:p>
+    <w:p>
+      <w:pPr>
+        <w:pStyle w:val="2"/>
+      </w:pPr>
+      <w:r>
+        <w:t>Запрос 2</w:t>
+      </w:r>
+    </w:p>
+    <w:p>
+      <w:pPr>
+        <w:pStyle w:val="2"/>
+      </w:pPr>
+      <w:r>
+        <w:t>Запрос 2</w:t>
+      </w:r>
+    </w:p>
     <w:p/>
-    <w:p>
-      <w:pPr>
-        <w:pStyle w:val="1"/>
-      </w:pPr>
-      <w:r>
-        <w:t>4 задание</w:t>
-      </w:r>
-    </w:p>
+    <w:p/>
     <w:sectPr>
       <w:pgSz w:w="11906" w:h="16838"/>
       <w:pgMar w:top="1134" w:right="850" w:bottom="1134" w:left="1701" w:header="708" w:footer="708" w:gutter="0"/>
@@ -2352,7 +2621,7 @@
 </file>
 
 <file path=customXml/itemProps1.xml><?xml version="1.0" encoding="utf-8"?>
-<ds:datastoreItem xmlns:ds="http://schemas.openxmlformats.org/officeDocument/2006/customXml" ds:itemID="{3BB7C39E-AFC6-442A-B60C-AFBA321EC453}">
+<ds:datastoreItem xmlns:ds="http://schemas.openxmlformats.org/officeDocument/2006/customXml" ds:itemID="{631B35C3-A908-4A13-8A27-A824F2FDC4ED}">
   <ds:schemaRefs>
     <ds:schemaRef ds:uri="http://schemas.openxmlformats.org/officeDocument/2006/bibliography"/>
   </ds:schemaRefs>

--- a/Основы проектирования баз данных/SQL/Лабораторная 2/отчет 2.docx
+++ b/Основы проектирования баз данных/SQL/Лабораторная 2/отчет 2.docx
@@ -1,6 +1,6 @@
 
 <file path=word/document.xml><?xml version="1.0" encoding="utf-8"?>
-<w:document xmlns:wpc="http://schemas.microsoft.com/office/word/2010/wordprocessingCanvas" xmlns:mc="http://schemas.openxmlformats.org/markup-compatibility/2006" xmlns:o="urn:schemas-microsoft-com:office:office" xmlns:r="http://schemas.openxmlformats.org/officeDocument/2006/relationships" xmlns:m="http://schemas.openxmlformats.org/officeDocument/2006/math" xmlns:v="urn:schemas-microsoft-com:vml" xmlns:wp14="http://schemas.microsoft.com/office/word/2010/wordprocessingDrawing" xmlns:wp="http://schemas.openxmlformats.org/drawingml/2006/wordprocessingDrawing" xmlns:w10="urn:schemas-microsoft-com:office:word" xmlns:w="http://schemas.openxmlformats.org/wordprocessingml/2006/main" xmlns:w14="http://schemas.microsoft.com/office/word/2010/wordml" xmlns:wpg="http://schemas.microsoft.com/office/word/2010/wordprocessingGroup" xmlns:wpi="http://schemas.microsoft.com/office/word/2010/wordprocessingInk" xmlns:wne="http://schemas.microsoft.com/office/word/2006/wordml" xmlns:wps="http://schemas.microsoft.com/office/word/2010/wordprocessingShape" mc:Ignorable="w14 wp14">
+<w:document xmlns:ve="http://schemas.openxmlformats.org/markup-compatibility/2006" xmlns:o="urn:schemas-microsoft-com:office:office" xmlns:r="http://schemas.openxmlformats.org/officeDocument/2006/relationships" xmlns:m="http://schemas.openxmlformats.org/officeDocument/2006/math" xmlns:v="urn:schemas-microsoft-com:vml" xmlns:wp="http://schemas.openxmlformats.org/drawingml/2006/wordprocessingDrawing" xmlns:w10="urn:schemas-microsoft-com:office:word" xmlns:w="http://schemas.openxmlformats.org/wordprocessingml/2006/main" xmlns:wne="http://schemas.microsoft.com/office/word/2006/wordml">
   <w:body>
     <w:tbl>
       <w:tblPr>
@@ -14,7 +14,7 @@
           <w:insideH w:val="none" w:sz="0" w:space="0" w:color="auto"/>
           <w:insideV w:val="none" w:sz="0" w:space="0" w:color="auto"/>
         </w:tblBorders>
-        <w:tblLook w:val="04A0" w:firstRow="1" w:lastRow="0" w:firstColumn="1" w:lastColumn="0" w:noHBand="0" w:noVBand="1"/>
+        <w:tblLook w:val="04A0"/>
       </w:tblPr>
       <w:tblGrid>
         <w:gridCol w:w="2347"/>
@@ -43,7 +43,7 @@
                 <w:lang w:eastAsia="ru-RU"/>
               </w:rPr>
               <w:drawing>
-                <wp:inline distT="0" distB="0" distL="0" distR="0" wp14:anchorId="6355419A" wp14:editId="58C29845">
+                <wp:inline distT="0" distB="0" distL="0" distR="0">
                   <wp:extent cx="1350010" cy="1542415"/>
                   <wp:effectExtent l="0" t="0" r="2540" b="635"/>
                   <wp:docPr id="35" name="Рисунок 1"/>
@@ -60,10 +60,10 @@
                           </pic:cNvPicPr>
                         </pic:nvPicPr>
                         <pic:blipFill>
-                          <a:blip r:embed="rId6" cstate="print">
+                          <a:blip r:embed="rId5" cstate="print">
                             <a:extLst>
                               <a:ext uri="{28A0092B-C50C-407E-A947-70E740481C1C}">
-                                <a14:useLocalDpi xmlns:a14="http://schemas.microsoft.com/office/drawing/2010/main" val="0"/>
+                                <a14:useLocalDpi xmlns="" xmlns:wpc="http://schemas.microsoft.com/office/word/2010/wordprocessingCanvas" xmlns:mc="http://schemas.openxmlformats.org/markup-compatibility/2006" xmlns:o="urn:schemas-microsoft-com:office:office" xmlns:v="urn:schemas-microsoft-com:vml" xmlns:wp14="http://schemas.microsoft.com/office/word/2010/wordprocessingDrawing" xmlns:w10="urn:schemas-microsoft-com:office:word" xmlns:w="http://schemas.openxmlformats.org/wordprocessingml/2006/main" xmlns:w14="http://schemas.microsoft.com/office/word/2010/wordml" xmlns:wpg="http://schemas.microsoft.com/office/word/2010/wordprocessingGroup" xmlns:wpi="http://schemas.microsoft.com/office/word/2010/wordprocessingInk" xmlns:wps="http://schemas.microsoft.com/office/word/2010/wordprocessingShape" xmlns:a14="http://schemas.microsoft.com/office/drawing/2010/main" val="0"/>
                               </a:ext>
                             </a:extLst>
                           </a:blip>
@@ -329,7 +329,17 @@
           <w:sz w:val="40"/>
           <w:szCs w:val="36"/>
         </w:rPr>
-        <w:t xml:space="preserve">Отчет по 8 </w:t>
+        <w:t>Отчет по 2</w:t>
+      </w:r>
+      <w:r>
+        <w:rPr>
+          <w:rFonts w:cs="Times New Roman"/>
+          <w:b/>
+          <w:bCs/>
+          <w:sz w:val="40"/>
+          <w:szCs w:val="36"/>
+        </w:rPr>
+        <w:t xml:space="preserve"> </w:t>
       </w:r>
       <w:proofErr w:type="gramStart"/>
       <w:r>
@@ -591,7 +601,6 @@
           <w:docPartUnique/>
         </w:docPartObj>
       </w:sdtPr>
-      <w:sdtEndPr/>
       <w:sdtContent>
         <w:p>
           <w:pPr>
@@ -602,6 +611,18 @@
           </w:r>
         </w:p>
         <w:p>
+          <w:pPr>
+            <w:pStyle w:val="11"/>
+            <w:tabs>
+              <w:tab w:val="right" w:leader="dot" w:pos="9345"/>
+            </w:tabs>
+            <w:rPr>
+              <w:rFonts w:asciiTheme="minorHAnsi" w:eastAsiaTheme="minorEastAsia" w:hAnsiTheme="minorHAnsi"/>
+              <w:noProof/>
+              <w:sz w:val="22"/>
+              <w:lang w:eastAsia="ru-RU"/>
+            </w:rPr>
+          </w:pPr>
           <w:r>
             <w:fldChar w:fldCharType="begin"/>
           </w:r>
@@ -611,14 +632,1840 @@
           <w:r>
             <w:fldChar w:fldCharType="separate"/>
           </w:r>
-          <w:r>
+          <w:hyperlink w:anchor="_Toc222354664" w:history="1">
+            <w:r>
+              <w:rPr>
+                <w:rStyle w:val="a7"/>
+                <w:noProof/>
+              </w:rPr>
+              <w:t>Примеры из лабораторной</w:t>
+            </w:r>
+            <w:r>
+              <w:rPr>
+                <w:noProof/>
+                <w:webHidden/>
+              </w:rPr>
+              <w:tab/>
+            </w:r>
+            <w:r>
+              <w:rPr>
+                <w:noProof/>
+                <w:webHidden/>
+              </w:rPr>
+              <w:fldChar w:fldCharType="begin"/>
+            </w:r>
+            <w:r>
+              <w:rPr>
+                <w:noProof/>
+                <w:webHidden/>
+              </w:rPr>
+              <w:instrText xml:space="preserve"> PAGEREF _Toc222354664 \h </w:instrText>
+            </w:r>
+            <w:r>
+              <w:rPr>
+                <w:noProof/>
+                <w:webHidden/>
+              </w:rPr>
+            </w:r>
+            <w:r>
+              <w:rPr>
+                <w:noProof/>
+                <w:webHidden/>
+              </w:rPr>
+              <w:fldChar w:fldCharType="separate"/>
+            </w:r>
+            <w:r>
+              <w:rPr>
+                <w:noProof/>
+                <w:webHidden/>
+              </w:rPr>
+              <w:t>3</w:t>
+            </w:r>
+            <w:r>
+              <w:rPr>
+                <w:noProof/>
+                <w:webHidden/>
+              </w:rPr>
+              <w:fldChar w:fldCharType="end"/>
+            </w:r>
+          </w:hyperlink>
+        </w:p>
+        <w:p>
+          <w:pPr>
+            <w:pStyle w:val="21"/>
+            <w:tabs>
+              <w:tab w:val="right" w:leader="dot" w:pos="9345"/>
+            </w:tabs>
             <w:rPr>
-              <w:b/>
-              <w:bCs/>
+              <w:rFonts w:asciiTheme="minorHAnsi" w:eastAsiaTheme="minorEastAsia" w:hAnsiTheme="minorHAnsi"/>
               <w:noProof/>
+              <w:sz w:val="22"/>
+              <w:lang w:eastAsia="ru-RU"/>
             </w:rPr>
-            <w:t>Элементы оглавления не найдены.</w:t>
-          </w:r>
+          </w:pPr>
+          <w:hyperlink w:anchor="_Toc222354665" w:history="1">
+            <w:r>
+              <w:rPr>
+                <w:rStyle w:val="a7"/>
+                <w:noProof/>
+              </w:rPr>
+              <w:t>Пример 1</w:t>
+            </w:r>
+            <w:r>
+              <w:rPr>
+                <w:noProof/>
+                <w:webHidden/>
+              </w:rPr>
+              <w:tab/>
+            </w:r>
+            <w:r>
+              <w:rPr>
+                <w:noProof/>
+                <w:webHidden/>
+              </w:rPr>
+              <w:fldChar w:fldCharType="begin"/>
+            </w:r>
+            <w:r>
+              <w:rPr>
+                <w:noProof/>
+                <w:webHidden/>
+              </w:rPr>
+              <w:instrText xml:space="preserve"> PAGEREF _Toc222354665 \h </w:instrText>
+            </w:r>
+            <w:r>
+              <w:rPr>
+                <w:noProof/>
+                <w:webHidden/>
+              </w:rPr>
+            </w:r>
+            <w:r>
+              <w:rPr>
+                <w:noProof/>
+                <w:webHidden/>
+              </w:rPr>
+              <w:fldChar w:fldCharType="separate"/>
+            </w:r>
+            <w:r>
+              <w:rPr>
+                <w:noProof/>
+                <w:webHidden/>
+              </w:rPr>
+              <w:t>3</w:t>
+            </w:r>
+            <w:r>
+              <w:rPr>
+                <w:noProof/>
+                <w:webHidden/>
+              </w:rPr>
+              <w:fldChar w:fldCharType="end"/>
+            </w:r>
+          </w:hyperlink>
+        </w:p>
+        <w:p>
+          <w:pPr>
+            <w:pStyle w:val="21"/>
+            <w:tabs>
+              <w:tab w:val="right" w:leader="dot" w:pos="9345"/>
+            </w:tabs>
+            <w:rPr>
+              <w:rFonts w:asciiTheme="minorHAnsi" w:eastAsiaTheme="minorEastAsia" w:hAnsiTheme="minorHAnsi"/>
+              <w:noProof/>
+              <w:sz w:val="22"/>
+              <w:lang w:eastAsia="ru-RU"/>
+            </w:rPr>
+          </w:pPr>
+          <w:hyperlink w:anchor="_Toc222354666" w:history="1">
+            <w:r>
+              <w:rPr>
+                <w:rStyle w:val="a7"/>
+                <w:noProof/>
+              </w:rPr>
+              <w:t>Пример 2</w:t>
+            </w:r>
+            <w:r>
+              <w:rPr>
+                <w:noProof/>
+                <w:webHidden/>
+              </w:rPr>
+              <w:tab/>
+            </w:r>
+            <w:r>
+              <w:rPr>
+                <w:noProof/>
+                <w:webHidden/>
+              </w:rPr>
+              <w:fldChar w:fldCharType="begin"/>
+            </w:r>
+            <w:r>
+              <w:rPr>
+                <w:noProof/>
+                <w:webHidden/>
+              </w:rPr>
+              <w:instrText xml:space="preserve"> PAGEREF _Toc222354666 \h </w:instrText>
+            </w:r>
+            <w:r>
+              <w:rPr>
+                <w:noProof/>
+                <w:webHidden/>
+              </w:rPr>
+            </w:r>
+            <w:r>
+              <w:rPr>
+                <w:noProof/>
+                <w:webHidden/>
+              </w:rPr>
+              <w:fldChar w:fldCharType="separate"/>
+            </w:r>
+            <w:r>
+              <w:rPr>
+                <w:noProof/>
+                <w:webHidden/>
+              </w:rPr>
+              <w:t>3</w:t>
+            </w:r>
+            <w:r>
+              <w:rPr>
+                <w:noProof/>
+                <w:webHidden/>
+              </w:rPr>
+              <w:fldChar w:fldCharType="end"/>
+            </w:r>
+          </w:hyperlink>
+        </w:p>
+        <w:p>
+          <w:pPr>
+            <w:pStyle w:val="21"/>
+            <w:tabs>
+              <w:tab w:val="right" w:leader="dot" w:pos="9345"/>
+            </w:tabs>
+            <w:rPr>
+              <w:rFonts w:asciiTheme="minorHAnsi" w:eastAsiaTheme="minorEastAsia" w:hAnsiTheme="minorHAnsi"/>
+              <w:noProof/>
+              <w:sz w:val="22"/>
+              <w:lang w:eastAsia="ru-RU"/>
+            </w:rPr>
+          </w:pPr>
+          <w:hyperlink w:anchor="_Toc222354667" w:history="1">
+            <w:r>
+              <w:rPr>
+                <w:rStyle w:val="a7"/>
+                <w:noProof/>
+              </w:rPr>
+              <w:t>Пример 3</w:t>
+            </w:r>
+            <w:r>
+              <w:rPr>
+                <w:noProof/>
+                <w:webHidden/>
+              </w:rPr>
+              <w:tab/>
+            </w:r>
+            <w:r>
+              <w:rPr>
+                <w:noProof/>
+                <w:webHidden/>
+              </w:rPr>
+              <w:fldChar w:fldCharType="begin"/>
+            </w:r>
+            <w:r>
+              <w:rPr>
+                <w:noProof/>
+                <w:webHidden/>
+              </w:rPr>
+              <w:instrText xml:space="preserve"> PAGEREF _Toc222354667 \h </w:instrText>
+            </w:r>
+            <w:r>
+              <w:rPr>
+                <w:noProof/>
+                <w:webHidden/>
+              </w:rPr>
+            </w:r>
+            <w:r>
+              <w:rPr>
+                <w:noProof/>
+                <w:webHidden/>
+              </w:rPr>
+              <w:fldChar w:fldCharType="separate"/>
+            </w:r>
+            <w:r>
+              <w:rPr>
+                <w:noProof/>
+                <w:webHidden/>
+              </w:rPr>
+              <w:t>4</w:t>
+            </w:r>
+            <w:r>
+              <w:rPr>
+                <w:noProof/>
+                <w:webHidden/>
+              </w:rPr>
+              <w:fldChar w:fldCharType="end"/>
+            </w:r>
+          </w:hyperlink>
+        </w:p>
+        <w:p>
+          <w:pPr>
+            <w:pStyle w:val="21"/>
+            <w:tabs>
+              <w:tab w:val="right" w:leader="dot" w:pos="9345"/>
+            </w:tabs>
+            <w:rPr>
+              <w:rFonts w:asciiTheme="minorHAnsi" w:eastAsiaTheme="minorEastAsia" w:hAnsiTheme="minorHAnsi"/>
+              <w:noProof/>
+              <w:sz w:val="22"/>
+              <w:lang w:eastAsia="ru-RU"/>
+            </w:rPr>
+          </w:pPr>
+          <w:hyperlink w:anchor="_Toc222354668" w:history="1">
+            <w:r>
+              <w:rPr>
+                <w:rStyle w:val="a7"/>
+                <w:noProof/>
+              </w:rPr>
+              <w:t>Пример 4</w:t>
+            </w:r>
+            <w:r>
+              <w:rPr>
+                <w:noProof/>
+                <w:webHidden/>
+              </w:rPr>
+              <w:tab/>
+            </w:r>
+            <w:r>
+              <w:rPr>
+                <w:noProof/>
+                <w:webHidden/>
+              </w:rPr>
+              <w:fldChar w:fldCharType="begin"/>
+            </w:r>
+            <w:r>
+              <w:rPr>
+                <w:noProof/>
+                <w:webHidden/>
+              </w:rPr>
+              <w:instrText xml:space="preserve"> PAGEREF _Toc222354668 \h </w:instrText>
+            </w:r>
+            <w:r>
+              <w:rPr>
+                <w:noProof/>
+                <w:webHidden/>
+              </w:rPr>
+            </w:r>
+            <w:r>
+              <w:rPr>
+                <w:noProof/>
+                <w:webHidden/>
+              </w:rPr>
+              <w:fldChar w:fldCharType="separate"/>
+            </w:r>
+            <w:r>
+              <w:rPr>
+                <w:noProof/>
+                <w:webHidden/>
+              </w:rPr>
+              <w:t>4</w:t>
+            </w:r>
+            <w:r>
+              <w:rPr>
+                <w:noProof/>
+                <w:webHidden/>
+              </w:rPr>
+              <w:fldChar w:fldCharType="end"/>
+            </w:r>
+          </w:hyperlink>
+        </w:p>
+        <w:p>
+          <w:pPr>
+            <w:pStyle w:val="21"/>
+            <w:tabs>
+              <w:tab w:val="right" w:leader="dot" w:pos="9345"/>
+            </w:tabs>
+            <w:rPr>
+              <w:rFonts w:asciiTheme="minorHAnsi" w:eastAsiaTheme="minorEastAsia" w:hAnsiTheme="minorHAnsi"/>
+              <w:noProof/>
+              <w:sz w:val="22"/>
+              <w:lang w:eastAsia="ru-RU"/>
+            </w:rPr>
+          </w:pPr>
+          <w:hyperlink w:anchor="_Toc222354669" w:history="1">
+            <w:r>
+              <w:rPr>
+                <w:rStyle w:val="a7"/>
+                <w:noProof/>
+              </w:rPr>
+              <w:t>Пример 5</w:t>
+            </w:r>
+            <w:r>
+              <w:rPr>
+                <w:noProof/>
+                <w:webHidden/>
+              </w:rPr>
+              <w:tab/>
+            </w:r>
+            <w:r>
+              <w:rPr>
+                <w:noProof/>
+                <w:webHidden/>
+              </w:rPr>
+              <w:fldChar w:fldCharType="begin"/>
+            </w:r>
+            <w:r>
+              <w:rPr>
+                <w:noProof/>
+                <w:webHidden/>
+              </w:rPr>
+              <w:instrText xml:space="preserve"> PAGEREF _Toc222354669 \h </w:instrText>
+            </w:r>
+            <w:r>
+              <w:rPr>
+                <w:noProof/>
+                <w:webHidden/>
+              </w:rPr>
+            </w:r>
+            <w:r>
+              <w:rPr>
+                <w:noProof/>
+                <w:webHidden/>
+              </w:rPr>
+              <w:fldChar w:fldCharType="separate"/>
+            </w:r>
+            <w:r>
+              <w:rPr>
+                <w:noProof/>
+                <w:webHidden/>
+              </w:rPr>
+              <w:t>5</w:t>
+            </w:r>
+            <w:r>
+              <w:rPr>
+                <w:noProof/>
+                <w:webHidden/>
+              </w:rPr>
+              <w:fldChar w:fldCharType="end"/>
+            </w:r>
+          </w:hyperlink>
+        </w:p>
+        <w:p>
+          <w:pPr>
+            <w:pStyle w:val="21"/>
+            <w:tabs>
+              <w:tab w:val="right" w:leader="dot" w:pos="9345"/>
+            </w:tabs>
+            <w:rPr>
+              <w:rFonts w:asciiTheme="minorHAnsi" w:eastAsiaTheme="minorEastAsia" w:hAnsiTheme="minorHAnsi"/>
+              <w:noProof/>
+              <w:sz w:val="22"/>
+              <w:lang w:eastAsia="ru-RU"/>
+            </w:rPr>
+          </w:pPr>
+          <w:hyperlink w:anchor="_Toc222354670" w:history="1">
+            <w:r>
+              <w:rPr>
+                <w:rStyle w:val="a7"/>
+                <w:noProof/>
+              </w:rPr>
+              <w:t>Пример 6</w:t>
+            </w:r>
+            <w:r>
+              <w:rPr>
+                <w:noProof/>
+                <w:webHidden/>
+              </w:rPr>
+              <w:tab/>
+            </w:r>
+            <w:r>
+              <w:rPr>
+                <w:noProof/>
+                <w:webHidden/>
+              </w:rPr>
+              <w:fldChar w:fldCharType="begin"/>
+            </w:r>
+            <w:r>
+              <w:rPr>
+                <w:noProof/>
+                <w:webHidden/>
+              </w:rPr>
+              <w:instrText xml:space="preserve"> PAGEREF _Toc222354670 \h </w:instrText>
+            </w:r>
+            <w:r>
+              <w:rPr>
+                <w:noProof/>
+                <w:webHidden/>
+              </w:rPr>
+            </w:r>
+            <w:r>
+              <w:rPr>
+                <w:noProof/>
+                <w:webHidden/>
+              </w:rPr>
+              <w:fldChar w:fldCharType="separate"/>
+            </w:r>
+            <w:r>
+              <w:rPr>
+                <w:noProof/>
+                <w:webHidden/>
+              </w:rPr>
+              <w:t>5</w:t>
+            </w:r>
+            <w:r>
+              <w:rPr>
+                <w:noProof/>
+                <w:webHidden/>
+              </w:rPr>
+              <w:fldChar w:fldCharType="end"/>
+            </w:r>
+          </w:hyperlink>
+        </w:p>
+        <w:p>
+          <w:pPr>
+            <w:pStyle w:val="21"/>
+            <w:tabs>
+              <w:tab w:val="right" w:leader="dot" w:pos="9345"/>
+            </w:tabs>
+            <w:rPr>
+              <w:rFonts w:asciiTheme="minorHAnsi" w:eastAsiaTheme="minorEastAsia" w:hAnsiTheme="minorHAnsi"/>
+              <w:noProof/>
+              <w:sz w:val="22"/>
+              <w:lang w:eastAsia="ru-RU"/>
+            </w:rPr>
+          </w:pPr>
+          <w:hyperlink w:anchor="_Toc222354671" w:history="1">
+            <w:r>
+              <w:rPr>
+                <w:rStyle w:val="a7"/>
+                <w:noProof/>
+              </w:rPr>
+              <w:t>Пример 7</w:t>
+            </w:r>
+            <w:r>
+              <w:rPr>
+                <w:noProof/>
+                <w:webHidden/>
+              </w:rPr>
+              <w:tab/>
+            </w:r>
+            <w:r>
+              <w:rPr>
+                <w:noProof/>
+                <w:webHidden/>
+              </w:rPr>
+              <w:fldChar w:fldCharType="begin"/>
+            </w:r>
+            <w:r>
+              <w:rPr>
+                <w:noProof/>
+                <w:webHidden/>
+              </w:rPr>
+              <w:instrText xml:space="preserve"> PAGEREF _Toc222354671 \h </w:instrText>
+            </w:r>
+            <w:r>
+              <w:rPr>
+                <w:noProof/>
+                <w:webHidden/>
+              </w:rPr>
+            </w:r>
+            <w:r>
+              <w:rPr>
+                <w:noProof/>
+                <w:webHidden/>
+              </w:rPr>
+              <w:fldChar w:fldCharType="separate"/>
+            </w:r>
+            <w:r>
+              <w:rPr>
+                <w:noProof/>
+                <w:webHidden/>
+              </w:rPr>
+              <w:t>6</w:t>
+            </w:r>
+            <w:r>
+              <w:rPr>
+                <w:noProof/>
+                <w:webHidden/>
+              </w:rPr>
+              <w:fldChar w:fldCharType="end"/>
+            </w:r>
+          </w:hyperlink>
+        </w:p>
+        <w:p>
+          <w:pPr>
+            <w:pStyle w:val="21"/>
+            <w:tabs>
+              <w:tab w:val="right" w:leader="dot" w:pos="9345"/>
+            </w:tabs>
+            <w:rPr>
+              <w:rFonts w:asciiTheme="minorHAnsi" w:eastAsiaTheme="minorEastAsia" w:hAnsiTheme="minorHAnsi"/>
+              <w:noProof/>
+              <w:sz w:val="22"/>
+              <w:lang w:eastAsia="ru-RU"/>
+            </w:rPr>
+          </w:pPr>
+          <w:hyperlink w:anchor="_Toc222354672" w:history="1">
+            <w:r>
+              <w:rPr>
+                <w:rStyle w:val="a7"/>
+                <w:noProof/>
+              </w:rPr>
+              <w:t>Пример 8</w:t>
+            </w:r>
+            <w:r>
+              <w:rPr>
+                <w:noProof/>
+                <w:webHidden/>
+              </w:rPr>
+              <w:tab/>
+            </w:r>
+            <w:r>
+              <w:rPr>
+                <w:noProof/>
+                <w:webHidden/>
+              </w:rPr>
+              <w:fldChar w:fldCharType="begin"/>
+            </w:r>
+            <w:r>
+              <w:rPr>
+                <w:noProof/>
+                <w:webHidden/>
+              </w:rPr>
+              <w:instrText xml:space="preserve"> PAGEREF _Toc222354672 \h </w:instrText>
+            </w:r>
+            <w:r>
+              <w:rPr>
+                <w:noProof/>
+                <w:webHidden/>
+              </w:rPr>
+            </w:r>
+            <w:r>
+              <w:rPr>
+                <w:noProof/>
+                <w:webHidden/>
+              </w:rPr>
+              <w:fldChar w:fldCharType="separate"/>
+            </w:r>
+            <w:r>
+              <w:rPr>
+                <w:noProof/>
+                <w:webHidden/>
+              </w:rPr>
+              <w:t>6</w:t>
+            </w:r>
+            <w:r>
+              <w:rPr>
+                <w:noProof/>
+                <w:webHidden/>
+              </w:rPr>
+              <w:fldChar w:fldCharType="end"/>
+            </w:r>
+          </w:hyperlink>
+        </w:p>
+        <w:p>
+          <w:pPr>
+            <w:pStyle w:val="21"/>
+            <w:tabs>
+              <w:tab w:val="right" w:leader="dot" w:pos="9345"/>
+            </w:tabs>
+            <w:rPr>
+              <w:rFonts w:asciiTheme="minorHAnsi" w:eastAsiaTheme="minorEastAsia" w:hAnsiTheme="minorHAnsi"/>
+              <w:noProof/>
+              <w:sz w:val="22"/>
+              <w:lang w:eastAsia="ru-RU"/>
+            </w:rPr>
+          </w:pPr>
+          <w:hyperlink w:anchor="_Toc222354673" w:history="1">
+            <w:r>
+              <w:rPr>
+                <w:rStyle w:val="a7"/>
+                <w:noProof/>
+              </w:rPr>
+              <w:t>Пример 9</w:t>
+            </w:r>
+            <w:r>
+              <w:rPr>
+                <w:noProof/>
+                <w:webHidden/>
+              </w:rPr>
+              <w:tab/>
+            </w:r>
+            <w:r>
+              <w:rPr>
+                <w:noProof/>
+                <w:webHidden/>
+              </w:rPr>
+              <w:fldChar w:fldCharType="begin"/>
+            </w:r>
+            <w:r>
+              <w:rPr>
+                <w:noProof/>
+                <w:webHidden/>
+              </w:rPr>
+              <w:instrText xml:space="preserve"> PAGEREF _Toc222354673 \h </w:instrText>
+            </w:r>
+            <w:r>
+              <w:rPr>
+                <w:noProof/>
+                <w:webHidden/>
+              </w:rPr>
+            </w:r>
+            <w:r>
+              <w:rPr>
+                <w:noProof/>
+                <w:webHidden/>
+              </w:rPr>
+              <w:fldChar w:fldCharType="separate"/>
+            </w:r>
+            <w:r>
+              <w:rPr>
+                <w:noProof/>
+                <w:webHidden/>
+              </w:rPr>
+              <w:t>6</w:t>
+            </w:r>
+            <w:r>
+              <w:rPr>
+                <w:noProof/>
+                <w:webHidden/>
+              </w:rPr>
+              <w:fldChar w:fldCharType="end"/>
+            </w:r>
+          </w:hyperlink>
+        </w:p>
+        <w:p>
+          <w:pPr>
+            <w:pStyle w:val="21"/>
+            <w:tabs>
+              <w:tab w:val="right" w:leader="dot" w:pos="9345"/>
+            </w:tabs>
+            <w:rPr>
+              <w:rFonts w:asciiTheme="minorHAnsi" w:eastAsiaTheme="minorEastAsia" w:hAnsiTheme="minorHAnsi"/>
+              <w:noProof/>
+              <w:sz w:val="22"/>
+              <w:lang w:eastAsia="ru-RU"/>
+            </w:rPr>
+          </w:pPr>
+          <w:hyperlink w:anchor="_Toc222354674" w:history="1">
+            <w:r>
+              <w:rPr>
+                <w:rStyle w:val="a7"/>
+                <w:noProof/>
+              </w:rPr>
+              <w:t>Пример 10</w:t>
+            </w:r>
+            <w:r>
+              <w:rPr>
+                <w:noProof/>
+                <w:webHidden/>
+              </w:rPr>
+              <w:tab/>
+            </w:r>
+            <w:r>
+              <w:rPr>
+                <w:noProof/>
+                <w:webHidden/>
+              </w:rPr>
+              <w:fldChar w:fldCharType="begin"/>
+            </w:r>
+            <w:r>
+              <w:rPr>
+                <w:noProof/>
+                <w:webHidden/>
+              </w:rPr>
+              <w:instrText xml:space="preserve"> PAGEREF _Toc222354674 \h </w:instrText>
+            </w:r>
+            <w:r>
+              <w:rPr>
+                <w:noProof/>
+                <w:webHidden/>
+              </w:rPr>
+            </w:r>
+            <w:r>
+              <w:rPr>
+                <w:noProof/>
+                <w:webHidden/>
+              </w:rPr>
+              <w:fldChar w:fldCharType="separate"/>
+            </w:r>
+            <w:r>
+              <w:rPr>
+                <w:noProof/>
+                <w:webHidden/>
+              </w:rPr>
+              <w:t>7</w:t>
+            </w:r>
+            <w:r>
+              <w:rPr>
+                <w:noProof/>
+                <w:webHidden/>
+              </w:rPr>
+              <w:fldChar w:fldCharType="end"/>
+            </w:r>
+          </w:hyperlink>
+        </w:p>
+        <w:p>
+          <w:pPr>
+            <w:pStyle w:val="21"/>
+            <w:tabs>
+              <w:tab w:val="right" w:leader="dot" w:pos="9345"/>
+            </w:tabs>
+            <w:rPr>
+              <w:rFonts w:asciiTheme="minorHAnsi" w:eastAsiaTheme="minorEastAsia" w:hAnsiTheme="minorHAnsi"/>
+              <w:noProof/>
+              <w:sz w:val="22"/>
+              <w:lang w:eastAsia="ru-RU"/>
+            </w:rPr>
+          </w:pPr>
+          <w:hyperlink w:anchor="_Toc222354675" w:history="1">
+            <w:r>
+              <w:rPr>
+                <w:rStyle w:val="a7"/>
+                <w:noProof/>
+              </w:rPr>
+              <w:t>Пример 11</w:t>
+            </w:r>
+            <w:r>
+              <w:rPr>
+                <w:noProof/>
+                <w:webHidden/>
+              </w:rPr>
+              <w:tab/>
+            </w:r>
+            <w:r>
+              <w:rPr>
+                <w:noProof/>
+                <w:webHidden/>
+              </w:rPr>
+              <w:fldChar w:fldCharType="begin"/>
+            </w:r>
+            <w:r>
+              <w:rPr>
+                <w:noProof/>
+                <w:webHidden/>
+              </w:rPr>
+              <w:instrText xml:space="preserve"> PAGEREF _Toc222354675 \h </w:instrText>
+            </w:r>
+            <w:r>
+              <w:rPr>
+                <w:noProof/>
+                <w:webHidden/>
+              </w:rPr>
+            </w:r>
+            <w:r>
+              <w:rPr>
+                <w:noProof/>
+                <w:webHidden/>
+              </w:rPr>
+              <w:fldChar w:fldCharType="separate"/>
+            </w:r>
+            <w:r>
+              <w:rPr>
+                <w:noProof/>
+                <w:webHidden/>
+              </w:rPr>
+              <w:t>7</w:t>
+            </w:r>
+            <w:r>
+              <w:rPr>
+                <w:noProof/>
+                <w:webHidden/>
+              </w:rPr>
+              <w:fldChar w:fldCharType="end"/>
+            </w:r>
+          </w:hyperlink>
+        </w:p>
+        <w:p>
+          <w:pPr>
+            <w:pStyle w:val="21"/>
+            <w:tabs>
+              <w:tab w:val="right" w:leader="dot" w:pos="9345"/>
+            </w:tabs>
+            <w:rPr>
+              <w:rFonts w:asciiTheme="minorHAnsi" w:eastAsiaTheme="minorEastAsia" w:hAnsiTheme="minorHAnsi"/>
+              <w:noProof/>
+              <w:sz w:val="22"/>
+              <w:lang w:eastAsia="ru-RU"/>
+            </w:rPr>
+          </w:pPr>
+          <w:hyperlink w:anchor="_Toc222354676" w:history="1">
+            <w:r>
+              <w:rPr>
+                <w:rStyle w:val="a7"/>
+                <w:noProof/>
+              </w:rPr>
+              <w:t>Пример 12</w:t>
+            </w:r>
+            <w:r>
+              <w:rPr>
+                <w:noProof/>
+                <w:webHidden/>
+              </w:rPr>
+              <w:tab/>
+            </w:r>
+            <w:r>
+              <w:rPr>
+                <w:noProof/>
+                <w:webHidden/>
+              </w:rPr>
+              <w:fldChar w:fldCharType="begin"/>
+            </w:r>
+            <w:r>
+              <w:rPr>
+                <w:noProof/>
+                <w:webHidden/>
+              </w:rPr>
+              <w:instrText xml:space="preserve"> PAGEREF _Toc222354676 \h </w:instrText>
+            </w:r>
+            <w:r>
+              <w:rPr>
+                <w:noProof/>
+                <w:webHidden/>
+              </w:rPr>
+            </w:r>
+            <w:r>
+              <w:rPr>
+                <w:noProof/>
+                <w:webHidden/>
+              </w:rPr>
+              <w:fldChar w:fldCharType="separate"/>
+            </w:r>
+            <w:r>
+              <w:rPr>
+                <w:noProof/>
+                <w:webHidden/>
+              </w:rPr>
+              <w:t>8</w:t>
+            </w:r>
+            <w:r>
+              <w:rPr>
+                <w:noProof/>
+                <w:webHidden/>
+              </w:rPr>
+              <w:fldChar w:fldCharType="end"/>
+            </w:r>
+          </w:hyperlink>
+        </w:p>
+        <w:p>
+          <w:pPr>
+            <w:pStyle w:val="11"/>
+            <w:tabs>
+              <w:tab w:val="right" w:leader="dot" w:pos="9345"/>
+            </w:tabs>
+            <w:rPr>
+              <w:rFonts w:asciiTheme="minorHAnsi" w:eastAsiaTheme="minorEastAsia" w:hAnsiTheme="minorHAnsi"/>
+              <w:noProof/>
+              <w:sz w:val="22"/>
+              <w:lang w:eastAsia="ru-RU"/>
+            </w:rPr>
+          </w:pPr>
+          <w:hyperlink w:anchor="_Toc222354677" w:history="1">
+            <w:r>
+              <w:rPr>
+                <w:rStyle w:val="a7"/>
+                <w:noProof/>
+              </w:rPr>
+              <w:t>4 задание</w:t>
+            </w:r>
+            <w:r>
+              <w:rPr>
+                <w:noProof/>
+                <w:webHidden/>
+              </w:rPr>
+              <w:tab/>
+            </w:r>
+            <w:r>
+              <w:rPr>
+                <w:noProof/>
+                <w:webHidden/>
+              </w:rPr>
+              <w:fldChar w:fldCharType="begin"/>
+            </w:r>
+            <w:r>
+              <w:rPr>
+                <w:noProof/>
+                <w:webHidden/>
+              </w:rPr>
+              <w:instrText xml:space="preserve"> PAGEREF _Toc222354677 \h </w:instrText>
+            </w:r>
+            <w:r>
+              <w:rPr>
+                <w:noProof/>
+                <w:webHidden/>
+              </w:rPr>
+            </w:r>
+            <w:r>
+              <w:rPr>
+                <w:noProof/>
+                <w:webHidden/>
+              </w:rPr>
+              <w:fldChar w:fldCharType="separate"/>
+            </w:r>
+            <w:r>
+              <w:rPr>
+                <w:noProof/>
+                <w:webHidden/>
+              </w:rPr>
+              <w:t>8</w:t>
+            </w:r>
+            <w:r>
+              <w:rPr>
+                <w:noProof/>
+                <w:webHidden/>
+              </w:rPr>
+              <w:fldChar w:fldCharType="end"/>
+            </w:r>
+          </w:hyperlink>
+        </w:p>
+        <w:p>
+          <w:pPr>
+            <w:pStyle w:val="21"/>
+            <w:tabs>
+              <w:tab w:val="right" w:leader="dot" w:pos="9345"/>
+            </w:tabs>
+            <w:rPr>
+              <w:rFonts w:asciiTheme="minorHAnsi" w:eastAsiaTheme="minorEastAsia" w:hAnsiTheme="minorHAnsi"/>
+              <w:noProof/>
+              <w:sz w:val="22"/>
+              <w:lang w:eastAsia="ru-RU"/>
+            </w:rPr>
+          </w:pPr>
+          <w:hyperlink w:anchor="_Toc222354678" w:history="1">
+            <w:r>
+              <w:rPr>
+                <w:rStyle w:val="a7"/>
+                <w:noProof/>
+              </w:rPr>
+              <w:t>Запрос 1</w:t>
+            </w:r>
+            <w:r>
+              <w:rPr>
+                <w:noProof/>
+                <w:webHidden/>
+              </w:rPr>
+              <w:tab/>
+            </w:r>
+            <w:r>
+              <w:rPr>
+                <w:noProof/>
+                <w:webHidden/>
+              </w:rPr>
+              <w:fldChar w:fldCharType="begin"/>
+            </w:r>
+            <w:r>
+              <w:rPr>
+                <w:noProof/>
+                <w:webHidden/>
+              </w:rPr>
+              <w:instrText xml:space="preserve"> PAGEREF _Toc222354678 \h </w:instrText>
+            </w:r>
+            <w:r>
+              <w:rPr>
+                <w:noProof/>
+                <w:webHidden/>
+              </w:rPr>
+            </w:r>
+            <w:r>
+              <w:rPr>
+                <w:noProof/>
+                <w:webHidden/>
+              </w:rPr>
+              <w:fldChar w:fldCharType="separate"/>
+            </w:r>
+            <w:r>
+              <w:rPr>
+                <w:noProof/>
+                <w:webHidden/>
+              </w:rPr>
+              <w:t>8</w:t>
+            </w:r>
+            <w:r>
+              <w:rPr>
+                <w:noProof/>
+                <w:webHidden/>
+              </w:rPr>
+              <w:fldChar w:fldCharType="end"/>
+            </w:r>
+          </w:hyperlink>
+        </w:p>
+        <w:p>
+          <w:pPr>
+            <w:pStyle w:val="21"/>
+            <w:tabs>
+              <w:tab w:val="right" w:leader="dot" w:pos="9345"/>
+            </w:tabs>
+            <w:rPr>
+              <w:rFonts w:asciiTheme="minorHAnsi" w:eastAsiaTheme="minorEastAsia" w:hAnsiTheme="minorHAnsi"/>
+              <w:noProof/>
+              <w:sz w:val="22"/>
+              <w:lang w:eastAsia="ru-RU"/>
+            </w:rPr>
+          </w:pPr>
+          <w:hyperlink w:anchor="_Toc222354679" w:history="1">
+            <w:r>
+              <w:rPr>
+                <w:rStyle w:val="a7"/>
+                <w:noProof/>
+              </w:rPr>
+              <w:t>Запрос 2</w:t>
+            </w:r>
+            <w:r>
+              <w:rPr>
+                <w:noProof/>
+                <w:webHidden/>
+              </w:rPr>
+              <w:tab/>
+            </w:r>
+            <w:r>
+              <w:rPr>
+                <w:noProof/>
+                <w:webHidden/>
+              </w:rPr>
+              <w:fldChar w:fldCharType="begin"/>
+            </w:r>
+            <w:r>
+              <w:rPr>
+                <w:noProof/>
+                <w:webHidden/>
+              </w:rPr>
+              <w:instrText xml:space="preserve"> PAGEREF _Toc222354679 \h </w:instrText>
+            </w:r>
+            <w:r>
+              <w:rPr>
+                <w:noProof/>
+                <w:webHidden/>
+              </w:rPr>
+            </w:r>
+            <w:r>
+              <w:rPr>
+                <w:noProof/>
+                <w:webHidden/>
+              </w:rPr>
+              <w:fldChar w:fldCharType="separate"/>
+            </w:r>
+            <w:r>
+              <w:rPr>
+                <w:noProof/>
+                <w:webHidden/>
+              </w:rPr>
+              <w:t>9</w:t>
+            </w:r>
+            <w:r>
+              <w:rPr>
+                <w:noProof/>
+                <w:webHidden/>
+              </w:rPr>
+              <w:fldChar w:fldCharType="end"/>
+            </w:r>
+          </w:hyperlink>
+        </w:p>
+        <w:p>
+          <w:pPr>
+            <w:pStyle w:val="21"/>
+            <w:tabs>
+              <w:tab w:val="right" w:leader="dot" w:pos="9345"/>
+            </w:tabs>
+            <w:rPr>
+              <w:rFonts w:asciiTheme="minorHAnsi" w:eastAsiaTheme="minorEastAsia" w:hAnsiTheme="minorHAnsi"/>
+              <w:noProof/>
+              <w:sz w:val="22"/>
+              <w:lang w:eastAsia="ru-RU"/>
+            </w:rPr>
+          </w:pPr>
+          <w:hyperlink w:anchor="_Toc222354680" w:history="1">
+            <w:r>
+              <w:rPr>
+                <w:rStyle w:val="a7"/>
+                <w:noProof/>
+              </w:rPr>
+              <w:t>Запрос 3</w:t>
+            </w:r>
+            <w:r>
+              <w:rPr>
+                <w:noProof/>
+                <w:webHidden/>
+              </w:rPr>
+              <w:tab/>
+            </w:r>
+            <w:r>
+              <w:rPr>
+                <w:noProof/>
+                <w:webHidden/>
+              </w:rPr>
+              <w:fldChar w:fldCharType="begin"/>
+            </w:r>
+            <w:r>
+              <w:rPr>
+                <w:noProof/>
+                <w:webHidden/>
+              </w:rPr>
+              <w:instrText xml:space="preserve"> PAGEREF _Toc222354680 \h </w:instrText>
+            </w:r>
+            <w:r>
+              <w:rPr>
+                <w:noProof/>
+                <w:webHidden/>
+              </w:rPr>
+            </w:r>
+            <w:r>
+              <w:rPr>
+                <w:noProof/>
+                <w:webHidden/>
+              </w:rPr>
+              <w:fldChar w:fldCharType="separate"/>
+            </w:r>
+            <w:r>
+              <w:rPr>
+                <w:noProof/>
+                <w:webHidden/>
+              </w:rPr>
+              <w:t>9</w:t>
+            </w:r>
+            <w:r>
+              <w:rPr>
+                <w:noProof/>
+                <w:webHidden/>
+              </w:rPr>
+              <w:fldChar w:fldCharType="end"/>
+            </w:r>
+          </w:hyperlink>
+        </w:p>
+        <w:p>
+          <w:pPr>
+            <w:pStyle w:val="21"/>
+            <w:tabs>
+              <w:tab w:val="right" w:leader="dot" w:pos="9345"/>
+            </w:tabs>
+            <w:rPr>
+              <w:rFonts w:asciiTheme="minorHAnsi" w:eastAsiaTheme="minorEastAsia" w:hAnsiTheme="minorHAnsi"/>
+              <w:noProof/>
+              <w:sz w:val="22"/>
+              <w:lang w:eastAsia="ru-RU"/>
+            </w:rPr>
+          </w:pPr>
+          <w:hyperlink w:anchor="_Toc222354681" w:history="1">
+            <w:r>
+              <w:rPr>
+                <w:rStyle w:val="a7"/>
+                <w:noProof/>
+              </w:rPr>
+              <w:t>Запрос 4</w:t>
+            </w:r>
+            <w:r>
+              <w:rPr>
+                <w:noProof/>
+                <w:webHidden/>
+              </w:rPr>
+              <w:tab/>
+            </w:r>
+            <w:r>
+              <w:rPr>
+                <w:noProof/>
+                <w:webHidden/>
+              </w:rPr>
+              <w:fldChar w:fldCharType="begin"/>
+            </w:r>
+            <w:r>
+              <w:rPr>
+                <w:noProof/>
+                <w:webHidden/>
+              </w:rPr>
+              <w:instrText xml:space="preserve"> PAGEREF _Toc222354681 \h </w:instrText>
+            </w:r>
+            <w:r>
+              <w:rPr>
+                <w:noProof/>
+                <w:webHidden/>
+              </w:rPr>
+            </w:r>
+            <w:r>
+              <w:rPr>
+                <w:noProof/>
+                <w:webHidden/>
+              </w:rPr>
+              <w:fldChar w:fldCharType="separate"/>
+            </w:r>
+            <w:r>
+              <w:rPr>
+                <w:noProof/>
+                <w:webHidden/>
+              </w:rPr>
+              <w:t>10</w:t>
+            </w:r>
+            <w:r>
+              <w:rPr>
+                <w:noProof/>
+                <w:webHidden/>
+              </w:rPr>
+              <w:fldChar w:fldCharType="end"/>
+            </w:r>
+          </w:hyperlink>
+        </w:p>
+        <w:p>
+          <w:pPr>
+            <w:pStyle w:val="21"/>
+            <w:tabs>
+              <w:tab w:val="right" w:leader="dot" w:pos="9345"/>
+            </w:tabs>
+            <w:rPr>
+              <w:rFonts w:asciiTheme="minorHAnsi" w:eastAsiaTheme="minorEastAsia" w:hAnsiTheme="minorHAnsi"/>
+              <w:noProof/>
+              <w:sz w:val="22"/>
+              <w:lang w:eastAsia="ru-RU"/>
+            </w:rPr>
+          </w:pPr>
+          <w:hyperlink w:anchor="_Toc222354682" w:history="1">
+            <w:r>
+              <w:rPr>
+                <w:rStyle w:val="a7"/>
+                <w:noProof/>
+              </w:rPr>
+              <w:t>Запрос 5</w:t>
+            </w:r>
+            <w:r>
+              <w:rPr>
+                <w:noProof/>
+                <w:webHidden/>
+              </w:rPr>
+              <w:tab/>
+            </w:r>
+            <w:r>
+              <w:rPr>
+                <w:noProof/>
+                <w:webHidden/>
+              </w:rPr>
+              <w:fldChar w:fldCharType="begin"/>
+            </w:r>
+            <w:r>
+              <w:rPr>
+                <w:noProof/>
+                <w:webHidden/>
+              </w:rPr>
+              <w:instrText xml:space="preserve"> PAGEREF _Toc222354682 \h </w:instrText>
+            </w:r>
+            <w:r>
+              <w:rPr>
+                <w:noProof/>
+                <w:webHidden/>
+              </w:rPr>
+            </w:r>
+            <w:r>
+              <w:rPr>
+                <w:noProof/>
+                <w:webHidden/>
+              </w:rPr>
+              <w:fldChar w:fldCharType="separate"/>
+            </w:r>
+            <w:r>
+              <w:rPr>
+                <w:noProof/>
+                <w:webHidden/>
+              </w:rPr>
+              <w:t>10</w:t>
+            </w:r>
+            <w:r>
+              <w:rPr>
+                <w:noProof/>
+                <w:webHidden/>
+              </w:rPr>
+              <w:fldChar w:fldCharType="end"/>
+            </w:r>
+          </w:hyperlink>
+        </w:p>
+        <w:p>
+          <w:pPr>
+            <w:pStyle w:val="21"/>
+            <w:tabs>
+              <w:tab w:val="right" w:leader="dot" w:pos="9345"/>
+            </w:tabs>
+            <w:rPr>
+              <w:rFonts w:asciiTheme="minorHAnsi" w:eastAsiaTheme="minorEastAsia" w:hAnsiTheme="minorHAnsi"/>
+              <w:noProof/>
+              <w:sz w:val="22"/>
+              <w:lang w:eastAsia="ru-RU"/>
+            </w:rPr>
+          </w:pPr>
+          <w:hyperlink w:anchor="_Toc222354683" w:history="1">
+            <w:r>
+              <w:rPr>
+                <w:rStyle w:val="a7"/>
+                <w:noProof/>
+              </w:rPr>
+              <w:t>Запрос 6</w:t>
+            </w:r>
+            <w:r>
+              <w:rPr>
+                <w:noProof/>
+                <w:webHidden/>
+              </w:rPr>
+              <w:tab/>
+            </w:r>
+            <w:r>
+              <w:rPr>
+                <w:noProof/>
+                <w:webHidden/>
+              </w:rPr>
+              <w:fldChar w:fldCharType="begin"/>
+            </w:r>
+            <w:r>
+              <w:rPr>
+                <w:noProof/>
+                <w:webHidden/>
+              </w:rPr>
+              <w:instrText xml:space="preserve"> PAGEREF _Toc222354683 \h </w:instrText>
+            </w:r>
+            <w:r>
+              <w:rPr>
+                <w:noProof/>
+                <w:webHidden/>
+              </w:rPr>
+            </w:r>
+            <w:r>
+              <w:rPr>
+                <w:noProof/>
+                <w:webHidden/>
+              </w:rPr>
+              <w:fldChar w:fldCharType="separate"/>
+            </w:r>
+            <w:r>
+              <w:rPr>
+                <w:noProof/>
+                <w:webHidden/>
+              </w:rPr>
+              <w:t>11</w:t>
+            </w:r>
+            <w:r>
+              <w:rPr>
+                <w:noProof/>
+                <w:webHidden/>
+              </w:rPr>
+              <w:fldChar w:fldCharType="end"/>
+            </w:r>
+          </w:hyperlink>
+        </w:p>
+        <w:p>
+          <w:pPr>
+            <w:pStyle w:val="21"/>
+            <w:tabs>
+              <w:tab w:val="right" w:leader="dot" w:pos="9345"/>
+            </w:tabs>
+            <w:rPr>
+              <w:rFonts w:asciiTheme="minorHAnsi" w:eastAsiaTheme="minorEastAsia" w:hAnsiTheme="minorHAnsi"/>
+              <w:noProof/>
+              <w:sz w:val="22"/>
+              <w:lang w:eastAsia="ru-RU"/>
+            </w:rPr>
+          </w:pPr>
+          <w:hyperlink w:anchor="_Toc222354684" w:history="1">
+            <w:r>
+              <w:rPr>
+                <w:rStyle w:val="a7"/>
+                <w:noProof/>
+              </w:rPr>
+              <w:t>Запрос 7</w:t>
+            </w:r>
+            <w:r>
+              <w:rPr>
+                <w:noProof/>
+                <w:webHidden/>
+              </w:rPr>
+              <w:tab/>
+            </w:r>
+            <w:r>
+              <w:rPr>
+                <w:noProof/>
+                <w:webHidden/>
+              </w:rPr>
+              <w:fldChar w:fldCharType="begin"/>
+            </w:r>
+            <w:r>
+              <w:rPr>
+                <w:noProof/>
+                <w:webHidden/>
+              </w:rPr>
+              <w:instrText xml:space="preserve"> PAGEREF _Toc222354684 \h </w:instrText>
+            </w:r>
+            <w:r>
+              <w:rPr>
+                <w:noProof/>
+                <w:webHidden/>
+              </w:rPr>
+            </w:r>
+            <w:r>
+              <w:rPr>
+                <w:noProof/>
+                <w:webHidden/>
+              </w:rPr>
+              <w:fldChar w:fldCharType="separate"/>
+            </w:r>
+            <w:r>
+              <w:rPr>
+                <w:noProof/>
+                <w:webHidden/>
+              </w:rPr>
+              <w:t>11</w:t>
+            </w:r>
+            <w:r>
+              <w:rPr>
+                <w:noProof/>
+                <w:webHidden/>
+              </w:rPr>
+              <w:fldChar w:fldCharType="end"/>
+            </w:r>
+          </w:hyperlink>
+        </w:p>
+        <w:p>
+          <w:pPr>
+            <w:pStyle w:val="21"/>
+            <w:tabs>
+              <w:tab w:val="right" w:leader="dot" w:pos="9345"/>
+            </w:tabs>
+            <w:rPr>
+              <w:rFonts w:asciiTheme="minorHAnsi" w:eastAsiaTheme="minorEastAsia" w:hAnsiTheme="minorHAnsi"/>
+              <w:noProof/>
+              <w:sz w:val="22"/>
+              <w:lang w:eastAsia="ru-RU"/>
+            </w:rPr>
+          </w:pPr>
+          <w:hyperlink w:anchor="_Toc222354685" w:history="1">
+            <w:r>
+              <w:rPr>
+                <w:rStyle w:val="a7"/>
+                <w:noProof/>
+              </w:rPr>
+              <w:t>Запрос 8</w:t>
+            </w:r>
+            <w:r>
+              <w:rPr>
+                <w:noProof/>
+                <w:webHidden/>
+              </w:rPr>
+              <w:tab/>
+            </w:r>
+            <w:r>
+              <w:rPr>
+                <w:noProof/>
+                <w:webHidden/>
+              </w:rPr>
+              <w:fldChar w:fldCharType="begin"/>
+            </w:r>
+            <w:r>
+              <w:rPr>
+                <w:noProof/>
+                <w:webHidden/>
+              </w:rPr>
+              <w:instrText xml:space="preserve"> PAGEREF _Toc222354685 \h </w:instrText>
+            </w:r>
+            <w:r>
+              <w:rPr>
+                <w:noProof/>
+                <w:webHidden/>
+              </w:rPr>
+            </w:r>
+            <w:r>
+              <w:rPr>
+                <w:noProof/>
+                <w:webHidden/>
+              </w:rPr>
+              <w:fldChar w:fldCharType="separate"/>
+            </w:r>
+            <w:r>
+              <w:rPr>
+                <w:noProof/>
+                <w:webHidden/>
+              </w:rPr>
+              <w:t>11</w:t>
+            </w:r>
+            <w:r>
+              <w:rPr>
+                <w:noProof/>
+                <w:webHidden/>
+              </w:rPr>
+              <w:fldChar w:fldCharType="end"/>
+            </w:r>
+          </w:hyperlink>
+        </w:p>
+        <w:p>
+          <w:pPr>
+            <w:pStyle w:val="21"/>
+            <w:tabs>
+              <w:tab w:val="right" w:leader="dot" w:pos="9345"/>
+            </w:tabs>
+            <w:rPr>
+              <w:rFonts w:asciiTheme="minorHAnsi" w:eastAsiaTheme="minorEastAsia" w:hAnsiTheme="minorHAnsi"/>
+              <w:noProof/>
+              <w:sz w:val="22"/>
+              <w:lang w:eastAsia="ru-RU"/>
+            </w:rPr>
+          </w:pPr>
+          <w:hyperlink w:anchor="_Toc222354686" w:history="1">
+            <w:r>
+              <w:rPr>
+                <w:rStyle w:val="a7"/>
+                <w:noProof/>
+              </w:rPr>
+              <w:t>Запрос 9</w:t>
+            </w:r>
+            <w:r>
+              <w:rPr>
+                <w:noProof/>
+                <w:webHidden/>
+              </w:rPr>
+              <w:tab/>
+            </w:r>
+            <w:r>
+              <w:rPr>
+                <w:noProof/>
+                <w:webHidden/>
+              </w:rPr>
+              <w:fldChar w:fldCharType="begin"/>
+            </w:r>
+            <w:r>
+              <w:rPr>
+                <w:noProof/>
+                <w:webHidden/>
+              </w:rPr>
+              <w:instrText xml:space="preserve"> PAGEREF _Toc222354686 \h </w:instrText>
+            </w:r>
+            <w:r>
+              <w:rPr>
+                <w:noProof/>
+                <w:webHidden/>
+              </w:rPr>
+            </w:r>
+            <w:r>
+              <w:rPr>
+                <w:noProof/>
+                <w:webHidden/>
+              </w:rPr>
+              <w:fldChar w:fldCharType="separate"/>
+            </w:r>
+            <w:r>
+              <w:rPr>
+                <w:noProof/>
+                <w:webHidden/>
+              </w:rPr>
+              <w:t>12</w:t>
+            </w:r>
+            <w:r>
+              <w:rPr>
+                <w:noProof/>
+                <w:webHidden/>
+              </w:rPr>
+              <w:fldChar w:fldCharType="end"/>
+            </w:r>
+          </w:hyperlink>
+        </w:p>
+        <w:p>
+          <w:pPr>
+            <w:pStyle w:val="21"/>
+            <w:tabs>
+              <w:tab w:val="right" w:leader="dot" w:pos="9345"/>
+            </w:tabs>
+            <w:rPr>
+              <w:rFonts w:asciiTheme="minorHAnsi" w:eastAsiaTheme="minorEastAsia" w:hAnsiTheme="minorHAnsi"/>
+              <w:noProof/>
+              <w:sz w:val="22"/>
+              <w:lang w:eastAsia="ru-RU"/>
+            </w:rPr>
+          </w:pPr>
+          <w:hyperlink w:anchor="_Toc222354687" w:history="1">
+            <w:r>
+              <w:rPr>
+                <w:rStyle w:val="a7"/>
+                <w:noProof/>
+              </w:rPr>
+              <w:t>Запрос 10</w:t>
+            </w:r>
+            <w:r>
+              <w:rPr>
+                <w:noProof/>
+                <w:webHidden/>
+              </w:rPr>
+              <w:tab/>
+            </w:r>
+            <w:r>
+              <w:rPr>
+                <w:noProof/>
+                <w:webHidden/>
+              </w:rPr>
+              <w:fldChar w:fldCharType="begin"/>
+            </w:r>
+            <w:r>
+              <w:rPr>
+                <w:noProof/>
+                <w:webHidden/>
+              </w:rPr>
+              <w:instrText xml:space="preserve"> PAGEREF _Toc222354687 \h </w:instrText>
+            </w:r>
+            <w:r>
+              <w:rPr>
+                <w:noProof/>
+                <w:webHidden/>
+              </w:rPr>
+            </w:r>
+            <w:r>
+              <w:rPr>
+                <w:noProof/>
+                <w:webHidden/>
+              </w:rPr>
+              <w:fldChar w:fldCharType="separate"/>
+            </w:r>
+            <w:r>
+              <w:rPr>
+                <w:noProof/>
+                <w:webHidden/>
+              </w:rPr>
+              <w:t>12</w:t>
+            </w:r>
+            <w:r>
+              <w:rPr>
+                <w:noProof/>
+                <w:webHidden/>
+              </w:rPr>
+              <w:fldChar w:fldCharType="end"/>
+            </w:r>
+          </w:hyperlink>
+        </w:p>
+        <w:p>
+          <w:pPr>
+            <w:pStyle w:val="21"/>
+            <w:tabs>
+              <w:tab w:val="right" w:leader="dot" w:pos="9345"/>
+            </w:tabs>
+            <w:rPr>
+              <w:rFonts w:asciiTheme="minorHAnsi" w:eastAsiaTheme="minorEastAsia" w:hAnsiTheme="minorHAnsi"/>
+              <w:noProof/>
+              <w:sz w:val="22"/>
+              <w:lang w:eastAsia="ru-RU"/>
+            </w:rPr>
+          </w:pPr>
+          <w:hyperlink w:anchor="_Toc222354688" w:history="1">
+            <w:r>
+              <w:rPr>
+                <w:rStyle w:val="a7"/>
+                <w:noProof/>
+              </w:rPr>
+              <w:t>Запрос 11</w:t>
+            </w:r>
+            <w:r>
+              <w:rPr>
+                <w:noProof/>
+                <w:webHidden/>
+              </w:rPr>
+              <w:tab/>
+            </w:r>
+            <w:r>
+              <w:rPr>
+                <w:noProof/>
+                <w:webHidden/>
+              </w:rPr>
+              <w:fldChar w:fldCharType="begin"/>
+            </w:r>
+            <w:r>
+              <w:rPr>
+                <w:noProof/>
+                <w:webHidden/>
+              </w:rPr>
+              <w:instrText xml:space="preserve"> PAGEREF _Toc222354688 \h </w:instrText>
+            </w:r>
+            <w:r>
+              <w:rPr>
+                <w:noProof/>
+                <w:webHidden/>
+              </w:rPr>
+            </w:r>
+            <w:r>
+              <w:rPr>
+                <w:noProof/>
+                <w:webHidden/>
+              </w:rPr>
+              <w:fldChar w:fldCharType="separate"/>
+            </w:r>
+            <w:r>
+              <w:rPr>
+                <w:noProof/>
+                <w:webHidden/>
+              </w:rPr>
+              <w:t>13</w:t>
+            </w:r>
+            <w:r>
+              <w:rPr>
+                <w:noProof/>
+                <w:webHidden/>
+              </w:rPr>
+              <w:fldChar w:fldCharType="end"/>
+            </w:r>
+          </w:hyperlink>
+        </w:p>
+        <w:p>
+          <w:pPr>
+            <w:pStyle w:val="21"/>
+            <w:tabs>
+              <w:tab w:val="right" w:leader="dot" w:pos="9345"/>
+            </w:tabs>
+            <w:rPr>
+              <w:rFonts w:asciiTheme="minorHAnsi" w:eastAsiaTheme="minorEastAsia" w:hAnsiTheme="minorHAnsi"/>
+              <w:noProof/>
+              <w:sz w:val="22"/>
+              <w:lang w:eastAsia="ru-RU"/>
+            </w:rPr>
+          </w:pPr>
+          <w:hyperlink w:anchor="_Toc222354689" w:history="1">
+            <w:r>
+              <w:rPr>
+                <w:rStyle w:val="a7"/>
+                <w:noProof/>
+              </w:rPr>
+              <w:t>Запрос 12</w:t>
+            </w:r>
+            <w:r>
+              <w:rPr>
+                <w:noProof/>
+                <w:webHidden/>
+              </w:rPr>
+              <w:tab/>
+            </w:r>
+            <w:r>
+              <w:rPr>
+                <w:noProof/>
+                <w:webHidden/>
+              </w:rPr>
+              <w:fldChar w:fldCharType="begin"/>
+            </w:r>
+            <w:r>
+              <w:rPr>
+                <w:noProof/>
+                <w:webHidden/>
+              </w:rPr>
+              <w:instrText xml:space="preserve"> PAGEREF _Toc222354689 \h </w:instrText>
+            </w:r>
+            <w:r>
+              <w:rPr>
+                <w:noProof/>
+                <w:webHidden/>
+              </w:rPr>
+            </w:r>
+            <w:r>
+              <w:rPr>
+                <w:noProof/>
+                <w:webHidden/>
+              </w:rPr>
+              <w:fldChar w:fldCharType="separate"/>
+            </w:r>
+            <w:r>
+              <w:rPr>
+                <w:noProof/>
+                <w:webHidden/>
+              </w:rPr>
+              <w:t>13</w:t>
+            </w:r>
+            <w:r>
+              <w:rPr>
+                <w:noProof/>
+                <w:webHidden/>
+              </w:rPr>
+              <w:fldChar w:fldCharType="end"/>
+            </w:r>
+          </w:hyperlink>
+        </w:p>
+        <w:p>
           <w:r>
             <w:rPr>
               <w:b/>
@@ -640,6 +2487,7 @@
       <w:pPr>
         <w:pStyle w:val="1"/>
       </w:pPr>
+      <w:bookmarkStart w:id="0" w:name="_Toc222354664"/>
       <w:r>
         <w:lastRenderedPageBreak/>
         <w:t xml:space="preserve">Примеры из </w:t>
@@ -648,6 +2496,7 @@
       <w:r>
         <w:t>лабораторной</w:t>
       </w:r>
+      <w:bookmarkEnd w:id="0"/>
       <w:proofErr w:type="gramEnd"/>
     </w:p>
     <w:p>
@@ -657,14 +2506,16 @@
           <w:lang w:eastAsia="ru-RU"/>
         </w:rPr>
       </w:pPr>
-      <w:bookmarkStart w:id="0" w:name="_Toc220922729"/>
+      <w:bookmarkStart w:id="1" w:name="_Toc220922729"/>
+      <w:bookmarkStart w:id="2" w:name="_Toc222354665"/>
       <w:r>
         <w:rPr>
           <w:rStyle w:val="20"/>
         </w:rPr>
         <w:t>Пример 1</w:t>
       </w:r>
-      <w:bookmarkEnd w:id="0"/>
+      <w:bookmarkEnd w:id="1"/>
+      <w:bookmarkEnd w:id="2"/>
       <w:r>
         <w:rPr>
           <w:noProof/>
@@ -686,7 +2537,7 @@
           <w:lang w:eastAsia="ru-RU"/>
         </w:rPr>
         <w:drawing>
-          <wp:inline distT="0" distB="0" distL="0" distR="0" wp14:anchorId="2CC95ADE" wp14:editId="0FB59045">
+          <wp:inline distT="0" distB="0" distL="0" distR="0">
             <wp:extent cx="5940425" cy="4264182"/>
             <wp:effectExtent l="0" t="0" r="3175" b="3175"/>
             <wp:docPr id="1" name="Рисунок 1"/>
@@ -701,7 +2552,7 @@
                     <pic:cNvPicPr/>
                   </pic:nvPicPr>
                   <pic:blipFill>
-                    <a:blip r:embed="rId7"/>
+                    <a:blip r:embed="rId6" cstate="print"/>
                     <a:stretch>
                       <a:fillRect/>
                     </a:stretch>
@@ -729,12 +2580,14 @@
           <w:lang w:eastAsia="ru-RU"/>
         </w:rPr>
       </w:pPr>
+      <w:bookmarkStart w:id="3" w:name="_Toc222354666"/>
       <w:r>
         <w:rPr>
           <w:rStyle w:val="20"/>
         </w:rPr>
         <w:t>Пример 2</w:t>
       </w:r>
+      <w:bookmarkEnd w:id="3"/>
       <w:r>
         <w:rPr>
           <w:noProof/>
@@ -756,7 +2609,7 @@
           <w:lang w:eastAsia="ru-RU"/>
         </w:rPr>
         <w:drawing>
-          <wp:inline distT="0" distB="0" distL="0" distR="0" wp14:anchorId="2F0B731E" wp14:editId="347BA68F">
+          <wp:inline distT="0" distB="0" distL="0" distR="0">
             <wp:extent cx="3340100" cy="3783663"/>
             <wp:effectExtent l="0" t="0" r="0" b="7620"/>
             <wp:docPr id="2" name="Рисунок 2"/>
@@ -771,7 +2624,7 @@
                     <pic:cNvPicPr/>
                   </pic:nvPicPr>
                   <pic:blipFill>
-                    <a:blip r:embed="rId8"/>
+                    <a:blip r:embed="rId7" cstate="print"/>
                     <a:stretch>
                       <a:fillRect/>
                     </a:stretch>
@@ -799,6 +2652,7 @@
           <w:lang w:eastAsia="ru-RU"/>
         </w:rPr>
       </w:pPr>
+      <w:bookmarkStart w:id="4" w:name="_Toc222354667"/>
       <w:r>
         <w:rPr>
           <w:rStyle w:val="20"/>
@@ -806,6 +2660,7 @@
         <w:lastRenderedPageBreak/>
         <w:t>Пример 3</w:t>
       </w:r>
+      <w:bookmarkEnd w:id="4"/>
       <w:r>
         <w:rPr>
           <w:noProof/>
@@ -827,7 +2682,7 @@
           <w:lang w:eastAsia="ru-RU"/>
         </w:rPr>
         <w:drawing>
-          <wp:inline distT="0" distB="0" distL="0" distR="0" wp14:anchorId="4DFFB46A" wp14:editId="5B949513">
+          <wp:inline distT="0" distB="0" distL="0" distR="0">
             <wp:extent cx="5181600" cy="4228601"/>
             <wp:effectExtent l="0" t="0" r="0" b="635"/>
             <wp:docPr id="3" name="Рисунок 3"/>
@@ -842,7 +2697,7 @@
                     <pic:cNvPicPr/>
                   </pic:nvPicPr>
                   <pic:blipFill>
-                    <a:blip r:embed="rId9"/>
+                    <a:blip r:embed="rId8" cstate="print"/>
                     <a:stretch>
                       <a:fillRect/>
                     </a:stretch>
@@ -870,12 +2725,14 @@
           <w:lang w:eastAsia="ru-RU"/>
         </w:rPr>
       </w:pPr>
+      <w:bookmarkStart w:id="5" w:name="_Toc222354668"/>
       <w:r>
         <w:rPr>
           <w:rStyle w:val="20"/>
         </w:rPr>
         <w:t>Пример 4</w:t>
       </w:r>
+      <w:bookmarkEnd w:id="5"/>
       <w:r>
         <w:rPr>
           <w:noProof/>
@@ -897,7 +2754,7 @@
           <w:lang w:eastAsia="ru-RU"/>
         </w:rPr>
         <w:drawing>
-          <wp:inline distT="0" distB="0" distL="0" distR="0" wp14:anchorId="487522BF" wp14:editId="435CA4D1">
+          <wp:inline distT="0" distB="0" distL="0" distR="0">
             <wp:extent cx="3797300" cy="4024222"/>
             <wp:effectExtent l="0" t="0" r="0" b="0"/>
             <wp:docPr id="4" name="Рисунок 4"/>
@@ -912,7 +2769,7 @@
                     <pic:cNvPicPr/>
                   </pic:nvPicPr>
                   <pic:blipFill>
-                    <a:blip r:embed="rId10"/>
+                    <a:blip r:embed="rId9" cstate="print"/>
                     <a:stretch>
                       <a:fillRect/>
                     </a:stretch>
@@ -940,6 +2797,7 @@
           <w:lang w:eastAsia="ru-RU"/>
         </w:rPr>
       </w:pPr>
+      <w:bookmarkStart w:id="6" w:name="_Toc222354669"/>
       <w:r>
         <w:rPr>
           <w:rStyle w:val="20"/>
@@ -947,6 +2805,7 @@
         <w:lastRenderedPageBreak/>
         <w:t>Пример 5</w:t>
       </w:r>
+      <w:bookmarkEnd w:id="6"/>
       <w:r>
         <w:rPr>
           <w:noProof/>
@@ -968,7 +2827,7 @@
           <w:lang w:eastAsia="ru-RU"/>
         </w:rPr>
         <w:drawing>
-          <wp:inline distT="0" distB="0" distL="0" distR="0" wp14:anchorId="20266685" wp14:editId="2109AB46">
+          <wp:inline distT="0" distB="0" distL="0" distR="0">
             <wp:extent cx="5029200" cy="5329738"/>
             <wp:effectExtent l="0" t="0" r="0" b="4445"/>
             <wp:docPr id="5" name="Рисунок 5"/>
@@ -983,7 +2842,7 @@
                     <pic:cNvPicPr/>
                   </pic:nvPicPr>
                   <pic:blipFill>
-                    <a:blip r:embed="rId10"/>
+                    <a:blip r:embed="rId9" cstate="print"/>
                     <a:stretch>
                       <a:fillRect/>
                     </a:stretch>
@@ -1011,12 +2870,14 @@
           <w:lang w:eastAsia="ru-RU"/>
         </w:rPr>
       </w:pPr>
+      <w:bookmarkStart w:id="7" w:name="_Toc222354670"/>
       <w:r>
         <w:rPr>
           <w:rStyle w:val="20"/>
         </w:rPr>
         <w:t>Пример 6</w:t>
       </w:r>
+      <w:bookmarkEnd w:id="7"/>
       <w:r>
         <w:rPr>
           <w:noProof/>
@@ -1038,7 +2899,7 @@
           <w:lang w:eastAsia="ru-RU"/>
         </w:rPr>
         <w:drawing>
-          <wp:inline distT="0" distB="0" distL="0" distR="0" wp14:anchorId="44EDAC25" wp14:editId="441E4879">
+          <wp:inline distT="0" distB="0" distL="0" distR="0">
             <wp:extent cx="5219700" cy="2962983"/>
             <wp:effectExtent l="0" t="0" r="0" b="8890"/>
             <wp:docPr id="6" name="Рисунок 6"/>
@@ -1053,7 +2914,7 @@
                     <pic:cNvPicPr/>
                   </pic:nvPicPr>
                   <pic:blipFill>
-                    <a:blip r:embed="rId11"/>
+                    <a:blip r:embed="rId10" cstate="print"/>
                     <a:stretch>
                       <a:fillRect/>
                     </a:stretch>
@@ -1081,6 +2942,7 @@
           <w:lang w:eastAsia="ru-RU"/>
         </w:rPr>
       </w:pPr>
+      <w:bookmarkStart w:id="8" w:name="_Toc222354671"/>
       <w:r>
         <w:rPr>
           <w:rStyle w:val="20"/>
@@ -1088,6 +2950,7 @@
         <w:lastRenderedPageBreak/>
         <w:t>Пример 7</w:t>
       </w:r>
+      <w:bookmarkEnd w:id="8"/>
       <w:r>
         <w:rPr>
           <w:noProof/>
@@ -1109,7 +2972,7 @@
           <w:lang w:eastAsia="ru-RU"/>
         </w:rPr>
         <w:drawing>
-          <wp:inline distT="0" distB="0" distL="0" distR="0" wp14:anchorId="0AE7C026" wp14:editId="7D818F49">
+          <wp:inline distT="0" distB="0" distL="0" distR="0">
             <wp:extent cx="5221016" cy="3441700"/>
             <wp:effectExtent l="0" t="0" r="0" b="6350"/>
             <wp:docPr id="7" name="Рисунок 7"/>
@@ -1124,7 +2987,7 @@
                     <pic:cNvPicPr/>
                   </pic:nvPicPr>
                   <pic:blipFill>
-                    <a:blip r:embed="rId12"/>
+                    <a:blip r:embed="rId11" cstate="print"/>
                     <a:stretch>
                       <a:fillRect/>
                     </a:stretch>
@@ -1152,12 +3015,14 @@
           <w:lang w:eastAsia="ru-RU"/>
         </w:rPr>
       </w:pPr>
+      <w:bookmarkStart w:id="9" w:name="_Toc222354672"/>
       <w:r>
         <w:rPr>
           <w:rStyle w:val="20"/>
         </w:rPr>
         <w:t>Пример 8</w:t>
       </w:r>
+      <w:bookmarkEnd w:id="9"/>
       <w:r>
         <w:rPr>
           <w:noProof/>
@@ -1179,7 +3044,7 @@
           <w:lang w:eastAsia="ru-RU"/>
         </w:rPr>
         <w:drawing>
-          <wp:inline distT="0" distB="0" distL="0" distR="0" wp14:anchorId="36E96322" wp14:editId="14F569CD">
+          <wp:inline distT="0" distB="0" distL="0" distR="0">
             <wp:extent cx="4775200" cy="1894999"/>
             <wp:effectExtent l="0" t="0" r="6350" b="0"/>
             <wp:docPr id="8" name="Рисунок 8"/>
@@ -1194,7 +3059,7 @@
                     <pic:cNvPicPr/>
                   </pic:nvPicPr>
                   <pic:blipFill>
-                    <a:blip r:embed="rId13"/>
+                    <a:blip r:embed="rId12" cstate="print"/>
                     <a:stretch>
                       <a:fillRect/>
                     </a:stretch>
@@ -1222,12 +3087,14 @@
           <w:lang w:eastAsia="ru-RU"/>
         </w:rPr>
       </w:pPr>
+      <w:bookmarkStart w:id="10" w:name="_Toc222354673"/>
       <w:r>
         <w:rPr>
           <w:rStyle w:val="20"/>
         </w:rPr>
         <w:t>Пример 9</w:t>
       </w:r>
+      <w:bookmarkEnd w:id="10"/>
       <w:r>
         <w:rPr>
           <w:noProof/>
@@ -1249,7 +3116,7 @@
           <w:lang w:eastAsia="ru-RU"/>
         </w:rPr>
         <w:drawing>
-          <wp:inline distT="0" distB="0" distL="0" distR="0" wp14:anchorId="205892F7" wp14:editId="3B515977">
+          <wp:inline distT="0" distB="0" distL="0" distR="0">
             <wp:extent cx="5390671" cy="2489200"/>
             <wp:effectExtent l="0" t="0" r="635" b="6350"/>
             <wp:docPr id="9" name="Рисунок 9"/>
@@ -1264,7 +3131,7 @@
                     <pic:cNvPicPr/>
                   </pic:nvPicPr>
                   <pic:blipFill>
-                    <a:blip r:embed="rId14"/>
+                    <a:blip r:embed="rId13" cstate="print"/>
                     <a:stretch>
                       <a:fillRect/>
                     </a:stretch>
@@ -1292,6 +3159,7 @@
           <w:lang w:eastAsia="ru-RU"/>
         </w:rPr>
       </w:pPr>
+      <w:bookmarkStart w:id="11" w:name="_Toc222354674"/>
       <w:r>
         <w:rPr>
           <w:rStyle w:val="20"/>
@@ -1305,6 +3173,7 @@
         </w:rPr>
         <w:t>0</w:t>
       </w:r>
+      <w:bookmarkEnd w:id="11"/>
       <w:r>
         <w:rPr>
           <w:noProof/>
@@ -1326,7 +3195,7 @@
           <w:lang w:eastAsia="ru-RU"/>
         </w:rPr>
         <w:drawing>
-          <wp:inline distT="0" distB="0" distL="0" distR="0" wp14:anchorId="6D0F8D20" wp14:editId="6BFDF617">
+          <wp:inline distT="0" distB="0" distL="0" distR="0">
             <wp:extent cx="5940425" cy="2412589"/>
             <wp:effectExtent l="0" t="0" r="3175" b="6985"/>
             <wp:docPr id="10" name="Рисунок 10"/>
@@ -1341,7 +3210,7 @@
                     <pic:cNvPicPr/>
                   </pic:nvPicPr>
                   <pic:blipFill>
-                    <a:blip r:embed="rId15"/>
+                    <a:blip r:embed="rId14" cstate="print"/>
                     <a:stretch>
                       <a:fillRect/>
                     </a:stretch>
@@ -1369,6 +3238,7 @@
           <w:lang w:eastAsia="ru-RU"/>
         </w:rPr>
       </w:pPr>
+      <w:bookmarkStart w:id="12" w:name="_Toc222354675"/>
       <w:r>
         <w:rPr>
           <w:rStyle w:val="20"/>
@@ -1381,6 +3251,7 @@
         </w:rPr>
         <w:t>1</w:t>
       </w:r>
+      <w:bookmarkEnd w:id="12"/>
       <w:r>
         <w:rPr>
           <w:noProof/>
@@ -1402,7 +3273,7 @@
           <w:lang w:eastAsia="ru-RU"/>
         </w:rPr>
         <w:drawing>
-          <wp:inline distT="0" distB="0" distL="0" distR="0" wp14:anchorId="3DD58588" wp14:editId="0D7E5040">
+          <wp:inline distT="0" distB="0" distL="0" distR="0">
             <wp:extent cx="5940425" cy="4551117"/>
             <wp:effectExtent l="0" t="0" r="3175" b="1905"/>
             <wp:docPr id="11" name="Рисунок 11"/>
@@ -1417,7 +3288,7 @@
                     <pic:cNvPicPr/>
                   </pic:nvPicPr>
                   <pic:blipFill>
-                    <a:blip r:embed="rId16"/>
+                    <a:blip r:embed="rId15" cstate="print"/>
                     <a:stretch>
                       <a:fillRect/>
                     </a:stretch>
@@ -1466,6 +3337,7 @@
           <w:lang w:eastAsia="ru-RU"/>
         </w:rPr>
       </w:pPr>
+      <w:bookmarkStart w:id="13" w:name="_Toc222354676"/>
       <w:r>
         <w:rPr>
           <w:rStyle w:val="20"/>
@@ -1479,6 +3351,7 @@
         </w:rPr>
         <w:t>2</w:t>
       </w:r>
+      <w:bookmarkEnd w:id="13"/>
       <w:r>
         <w:rPr>
           <w:noProof/>
@@ -1500,7 +3373,7 @@
           <w:lang w:eastAsia="ru-RU"/>
         </w:rPr>
         <w:drawing>
-          <wp:inline distT="0" distB="0" distL="0" distR="0" wp14:anchorId="428FE0CE" wp14:editId="315617BD">
+          <wp:inline distT="0" distB="0" distL="0" distR="0">
             <wp:extent cx="5940425" cy="3269104"/>
             <wp:effectExtent l="0" t="0" r="3175" b="7620"/>
             <wp:docPr id="12" name="Рисунок 12"/>
@@ -1515,7 +3388,7 @@
                     <pic:cNvPicPr/>
                   </pic:nvPicPr>
                   <pic:blipFill>
-                    <a:blip r:embed="rId17"/>
+                    <a:blip r:embed="rId16" cstate="print"/>
                     <a:stretch>
                       <a:fillRect/>
                     </a:stretch>
@@ -1540,25 +3413,32 @@
       <w:pPr>
         <w:pStyle w:val="1"/>
       </w:pPr>
-      <w:r>
-        <w:lastRenderedPageBreak/>
+      <w:bookmarkStart w:id="14" w:name="_Toc222354677"/>
+      <w:r>
         <w:t>4 задание</w:t>
       </w:r>
+      <w:bookmarkEnd w:id="14"/>
     </w:p>
     <w:p>
       <w:pPr>
         <w:pStyle w:val="2"/>
       </w:pPr>
+      <w:bookmarkStart w:id="15" w:name="_Toc222354678"/>
       <w:r>
         <w:t>Запрос 1</w:t>
       </w:r>
-    </w:p>
-    <w:p>
-      <w:r>
+      <w:bookmarkEnd w:id="15"/>
+    </w:p>
+    <w:p>
+      <w:r>
+        <w:rPr>
+          <w:noProof/>
+          <w:lang w:eastAsia="ru-RU"/>
+        </w:rPr>
         <w:drawing>
-          <wp:inline distT="0" distB="0" distL="0" distR="0" wp14:anchorId="1298106B" wp14:editId="67A9E127">
-            <wp:extent cx="5940425" cy="5864399"/>
-            <wp:effectExtent l="0" t="0" r="3175" b="3175"/>
+          <wp:inline distT="0" distB="0" distL="0" distR="0">
+            <wp:extent cx="4660900" cy="4601249"/>
+            <wp:effectExtent l="19050" t="0" r="6350" b="0"/>
             <wp:docPr id="13" name="Рисунок 13"/>
             <wp:cNvGraphicFramePr>
               <a:graphicFrameLocks xmlns:a="http://schemas.openxmlformats.org/drawingml/2006/main" noChangeAspect="1"/>
@@ -1571,7 +3451,7 @@
                     <pic:cNvPicPr/>
                   </pic:nvPicPr>
                   <pic:blipFill>
-                    <a:blip r:embed="rId18"/>
+                    <a:blip r:embed="rId17" cstate="print"/>
                     <a:stretch>
                       <a:fillRect/>
                     </a:stretch>
@@ -1579,7 +3459,7 @@
                   <pic:spPr>
                     <a:xfrm>
                       <a:off x="0" y="0"/>
-                      <a:ext cx="5940425" cy="5864399"/>
+                      <a:ext cx="4661038" cy="4601386"/>
                     </a:xfrm>
                     <a:prstGeom prst="rect">
                       <a:avLst/>
@@ -1596,47 +3476,674 @@
       <w:pPr>
         <w:pStyle w:val="2"/>
       </w:pPr>
+      <w:bookmarkStart w:id="16" w:name="_Toc222354679"/>
+      <w:r>
+        <w:lastRenderedPageBreak/>
+        <w:t>Запрос 2</w:t>
+      </w:r>
+      <w:bookmarkEnd w:id="16"/>
+    </w:p>
+    <w:p>
+      <w:r>
+        <w:rPr>
+          <w:noProof/>
+          <w:lang w:eastAsia="ru-RU"/>
+        </w:rPr>
+        <w:drawing>
+          <wp:inline distT="0" distB="0" distL="0" distR="0">
+            <wp:extent cx="5940425" cy="3406059"/>
+            <wp:effectExtent l="19050" t="0" r="3175" b="0"/>
+            <wp:docPr id="14" name="Рисунок 1"/>
+            <wp:cNvGraphicFramePr>
+              <a:graphicFrameLocks xmlns:a="http://schemas.openxmlformats.org/drawingml/2006/main" noChangeAspect="1"/>
+            </wp:cNvGraphicFramePr>
+            <a:graphic xmlns:a="http://schemas.openxmlformats.org/drawingml/2006/main">
+              <a:graphicData uri="http://schemas.openxmlformats.org/drawingml/2006/picture">
+                <pic:pic xmlns:pic="http://schemas.openxmlformats.org/drawingml/2006/picture">
+                  <pic:nvPicPr>
+                    <pic:cNvPr id="0" name="Picture 1"/>
+                    <pic:cNvPicPr>
+                      <a:picLocks noChangeAspect="1" noChangeArrowheads="1"/>
+                    </pic:cNvPicPr>
+                  </pic:nvPicPr>
+                  <pic:blipFill>
+                    <a:blip r:embed="rId18" cstate="print"/>
+                    <a:srcRect/>
+                    <a:stretch>
+                      <a:fillRect/>
+                    </a:stretch>
+                  </pic:blipFill>
+                  <pic:spPr bwMode="auto">
+                    <a:xfrm>
+                      <a:off x="0" y="0"/>
+                      <a:ext cx="5940425" cy="3406059"/>
+                    </a:xfrm>
+                    <a:prstGeom prst="rect">
+                      <a:avLst/>
+                    </a:prstGeom>
+                    <a:noFill/>
+                    <a:ln w="9525">
+                      <a:noFill/>
+                      <a:miter lim="800000"/>
+                      <a:headEnd/>
+                      <a:tailEnd/>
+                    </a:ln>
+                  </pic:spPr>
+                </pic:pic>
+              </a:graphicData>
+            </a:graphic>
+          </wp:inline>
+        </w:drawing>
+      </w:r>
+    </w:p>
+    <w:p>
+      <w:pPr>
+        <w:pStyle w:val="2"/>
+      </w:pPr>
+      <w:bookmarkStart w:id="17" w:name="_Toc222354680"/>
       <w:r>
         <w:t xml:space="preserve">Запрос </w:t>
       </w:r>
-      <w:r>
-        <w:t>2</w:t>
-      </w:r>
-    </w:p>
+      <w:bookmarkStart w:id="18" w:name="_GoBack"/>
+      <w:bookmarkEnd w:id="18"/>
+      <w:r>
+        <w:t>3</w:t>
+      </w:r>
+      <w:bookmarkEnd w:id="17"/>
+    </w:p>
+    <w:p>
+      <w:r>
+        <w:rPr>
+          <w:noProof/>
+          <w:lang w:eastAsia="ru-RU"/>
+        </w:rPr>
+        <w:drawing>
+          <wp:inline distT="0" distB="0" distL="0" distR="0">
+            <wp:extent cx="5940425" cy="3638370"/>
+            <wp:effectExtent l="19050" t="0" r="3175" b="0"/>
+            <wp:docPr id="15" name="Рисунок 4"/>
+            <wp:cNvGraphicFramePr>
+              <a:graphicFrameLocks xmlns:a="http://schemas.openxmlformats.org/drawingml/2006/main" noChangeAspect="1"/>
+            </wp:cNvGraphicFramePr>
+            <a:graphic xmlns:a="http://schemas.openxmlformats.org/drawingml/2006/main">
+              <a:graphicData uri="http://schemas.openxmlformats.org/drawingml/2006/picture">
+                <pic:pic xmlns:pic="http://schemas.openxmlformats.org/drawingml/2006/picture">
+                  <pic:nvPicPr>
+                    <pic:cNvPr id="0" name="Picture 4"/>
+                    <pic:cNvPicPr>
+                      <a:picLocks noChangeAspect="1" noChangeArrowheads="1"/>
+                    </pic:cNvPicPr>
+                  </pic:nvPicPr>
+                  <pic:blipFill>
+                    <a:blip r:embed="rId19" cstate="print"/>
+                    <a:srcRect/>
+                    <a:stretch>
+                      <a:fillRect/>
+                    </a:stretch>
+                  </pic:blipFill>
+                  <pic:spPr bwMode="auto">
+                    <a:xfrm>
+                      <a:off x="0" y="0"/>
+                      <a:ext cx="5940425" cy="3638370"/>
+                    </a:xfrm>
+                    <a:prstGeom prst="rect">
+                      <a:avLst/>
+                    </a:prstGeom>
+                    <a:noFill/>
+                    <a:ln w="9525">
+                      <a:noFill/>
+                      <a:miter lim="800000"/>
+                      <a:headEnd/>
+                      <a:tailEnd/>
+                    </a:ln>
+                  </pic:spPr>
+                </pic:pic>
+              </a:graphicData>
+            </a:graphic>
+          </wp:inline>
+        </w:drawing>
+      </w:r>
+    </w:p>
+    <w:p/>
+    <w:p/>
+    <w:p/>
     <w:p>
       <w:pPr>
         <w:pStyle w:val="2"/>
       </w:pPr>
-      <w:r>
-        <w:t>Запрос 2</w:t>
-      </w:r>
-      <w:bookmarkStart w:id="1" w:name="_GoBack"/>
-      <w:bookmarkEnd w:id="1"/>
+      <w:bookmarkStart w:id="19" w:name="_Toc222354681"/>
+      <w:r>
+        <w:lastRenderedPageBreak/>
+        <w:t xml:space="preserve">Запрос </w:t>
+      </w:r>
+      <w:r>
+        <w:t>4</w:t>
+      </w:r>
+      <w:bookmarkEnd w:id="19"/>
+    </w:p>
+    <w:p>
+      <w:r>
+        <w:rPr>
+          <w:noProof/>
+          <w:lang w:eastAsia="ru-RU"/>
+        </w:rPr>
+        <w:drawing>
+          <wp:inline distT="0" distB="0" distL="0" distR="0">
+            <wp:extent cx="4060801" cy="4305300"/>
+            <wp:effectExtent l="19050" t="0" r="0" b="0"/>
+            <wp:docPr id="16" name="Рисунок 7"/>
+            <wp:cNvGraphicFramePr>
+              <a:graphicFrameLocks xmlns:a="http://schemas.openxmlformats.org/drawingml/2006/main" noChangeAspect="1"/>
+            </wp:cNvGraphicFramePr>
+            <a:graphic xmlns:a="http://schemas.openxmlformats.org/drawingml/2006/main">
+              <a:graphicData uri="http://schemas.openxmlformats.org/drawingml/2006/picture">
+                <pic:pic xmlns:pic="http://schemas.openxmlformats.org/drawingml/2006/picture">
+                  <pic:nvPicPr>
+                    <pic:cNvPr id="0" name="Picture 7"/>
+                    <pic:cNvPicPr>
+                      <a:picLocks noChangeAspect="1" noChangeArrowheads="1"/>
+                    </pic:cNvPicPr>
+                  </pic:nvPicPr>
+                  <pic:blipFill>
+                    <a:blip r:embed="rId20" cstate="print"/>
+                    <a:srcRect/>
+                    <a:stretch>
+                      <a:fillRect/>
+                    </a:stretch>
+                  </pic:blipFill>
+                  <pic:spPr bwMode="auto">
+                    <a:xfrm>
+                      <a:off x="0" y="0"/>
+                      <a:ext cx="4060801" cy="4305300"/>
+                    </a:xfrm>
+                    <a:prstGeom prst="rect">
+                      <a:avLst/>
+                    </a:prstGeom>
+                    <a:noFill/>
+                    <a:ln w="9525">
+                      <a:noFill/>
+                      <a:miter lim="800000"/>
+                      <a:headEnd/>
+                      <a:tailEnd/>
+                    </a:ln>
+                  </pic:spPr>
+                </pic:pic>
+              </a:graphicData>
+            </a:graphic>
+          </wp:inline>
+        </w:drawing>
+      </w:r>
     </w:p>
     <w:p>
       <w:pPr>
         <w:pStyle w:val="2"/>
       </w:pPr>
-      <w:r>
-        <w:t>Запрос 2</w:t>
+      <w:bookmarkStart w:id="20" w:name="_Toc222354682"/>
+      <w:r>
+        <w:t xml:space="preserve">Запрос </w:t>
+      </w:r>
+      <w:r>
+        <w:t>5</w:t>
+      </w:r>
+      <w:bookmarkEnd w:id="20"/>
+    </w:p>
+    <w:p>
+      <w:r>
+        <w:rPr>
+          <w:noProof/>
+          <w:lang w:eastAsia="ru-RU"/>
+        </w:rPr>
+        <w:drawing>
+          <wp:inline distT="0" distB="0" distL="0" distR="0">
+            <wp:extent cx="5251450" cy="3762365"/>
+            <wp:effectExtent l="19050" t="0" r="6350" b="0"/>
+            <wp:docPr id="17" name="Рисунок 10"/>
+            <wp:cNvGraphicFramePr>
+              <a:graphicFrameLocks xmlns:a="http://schemas.openxmlformats.org/drawingml/2006/main" noChangeAspect="1"/>
+            </wp:cNvGraphicFramePr>
+            <a:graphic xmlns:a="http://schemas.openxmlformats.org/drawingml/2006/main">
+              <a:graphicData uri="http://schemas.openxmlformats.org/drawingml/2006/picture">
+                <pic:pic xmlns:pic="http://schemas.openxmlformats.org/drawingml/2006/picture">
+                  <pic:nvPicPr>
+                    <pic:cNvPr id="0" name="Picture 10"/>
+                    <pic:cNvPicPr>
+                      <a:picLocks noChangeAspect="1" noChangeArrowheads="1"/>
+                    </pic:cNvPicPr>
+                  </pic:nvPicPr>
+                  <pic:blipFill>
+                    <a:blip r:embed="rId21" cstate="print"/>
+                    <a:srcRect/>
+                    <a:stretch>
+                      <a:fillRect/>
+                    </a:stretch>
+                  </pic:blipFill>
+                  <pic:spPr bwMode="auto">
+                    <a:xfrm>
+                      <a:off x="0" y="0"/>
+                      <a:ext cx="5253943" cy="3764151"/>
+                    </a:xfrm>
+                    <a:prstGeom prst="rect">
+                      <a:avLst/>
+                    </a:prstGeom>
+                    <a:noFill/>
+                    <a:ln w="9525">
+                      <a:noFill/>
+                      <a:miter lim="800000"/>
+                      <a:headEnd/>
+                      <a:tailEnd/>
+                    </a:ln>
+                  </pic:spPr>
+                </pic:pic>
+              </a:graphicData>
+            </a:graphic>
+          </wp:inline>
+        </w:drawing>
       </w:r>
     </w:p>
     <w:p>
       <w:pPr>
         <w:pStyle w:val="2"/>
       </w:pPr>
-      <w:r>
-        <w:t>Запрос 2</w:t>
+      <w:bookmarkStart w:id="21" w:name="_Toc222354683"/>
+      <w:r>
+        <w:lastRenderedPageBreak/>
+        <w:t xml:space="preserve">Запрос </w:t>
+      </w:r>
+      <w:r>
+        <w:t>6</w:t>
+      </w:r>
+      <w:bookmarkEnd w:id="21"/>
+    </w:p>
+    <w:p>
+      <w:r>
+        <w:rPr>
+          <w:noProof/>
+          <w:lang w:eastAsia="ru-RU"/>
+        </w:rPr>
+        <w:drawing>
+          <wp:inline distT="0" distB="0" distL="0" distR="0">
+            <wp:extent cx="5940425" cy="3542944"/>
+            <wp:effectExtent l="19050" t="0" r="3175" b="0"/>
+            <wp:docPr id="18" name="Рисунок 13"/>
+            <wp:cNvGraphicFramePr>
+              <a:graphicFrameLocks xmlns:a="http://schemas.openxmlformats.org/drawingml/2006/main" noChangeAspect="1"/>
+            </wp:cNvGraphicFramePr>
+            <a:graphic xmlns:a="http://schemas.openxmlformats.org/drawingml/2006/main">
+              <a:graphicData uri="http://schemas.openxmlformats.org/drawingml/2006/picture">
+                <pic:pic xmlns:pic="http://schemas.openxmlformats.org/drawingml/2006/picture">
+                  <pic:nvPicPr>
+                    <pic:cNvPr id="0" name="Picture 13"/>
+                    <pic:cNvPicPr>
+                      <a:picLocks noChangeAspect="1" noChangeArrowheads="1"/>
+                    </pic:cNvPicPr>
+                  </pic:nvPicPr>
+                  <pic:blipFill>
+                    <a:blip r:embed="rId22" cstate="print"/>
+                    <a:srcRect/>
+                    <a:stretch>
+                      <a:fillRect/>
+                    </a:stretch>
+                  </pic:blipFill>
+                  <pic:spPr bwMode="auto">
+                    <a:xfrm>
+                      <a:off x="0" y="0"/>
+                      <a:ext cx="5940425" cy="3542944"/>
+                    </a:xfrm>
+                    <a:prstGeom prst="rect">
+                      <a:avLst/>
+                    </a:prstGeom>
+                    <a:noFill/>
+                    <a:ln w="9525">
+                      <a:noFill/>
+                      <a:miter lim="800000"/>
+                      <a:headEnd/>
+                      <a:tailEnd/>
+                    </a:ln>
+                  </pic:spPr>
+                </pic:pic>
+              </a:graphicData>
+            </a:graphic>
+          </wp:inline>
+        </w:drawing>
       </w:r>
     </w:p>
     <w:p>
       <w:pPr>
         <w:pStyle w:val="2"/>
       </w:pPr>
-      <w:r>
-        <w:t>Запрос 2</w:t>
-      </w:r>
-    </w:p>
+      <w:bookmarkStart w:id="22" w:name="_Toc222354684"/>
+      <w:r>
+        <w:t>Запрос 7</w:t>
+      </w:r>
+      <w:bookmarkEnd w:id="22"/>
+    </w:p>
+    <w:p>
+      <w:r>
+        <w:rPr>
+          <w:noProof/>
+          <w:lang w:eastAsia="ru-RU"/>
+        </w:rPr>
+        <w:drawing>
+          <wp:inline distT="0" distB="0" distL="0" distR="0">
+            <wp:extent cx="5940425" cy="2330409"/>
+            <wp:effectExtent l="19050" t="0" r="3175" b="0"/>
+            <wp:docPr id="19" name="Рисунок 16"/>
+            <wp:cNvGraphicFramePr>
+              <a:graphicFrameLocks xmlns:a="http://schemas.openxmlformats.org/drawingml/2006/main" noChangeAspect="1"/>
+            </wp:cNvGraphicFramePr>
+            <a:graphic xmlns:a="http://schemas.openxmlformats.org/drawingml/2006/main">
+              <a:graphicData uri="http://schemas.openxmlformats.org/drawingml/2006/picture">
+                <pic:pic xmlns:pic="http://schemas.openxmlformats.org/drawingml/2006/picture">
+                  <pic:nvPicPr>
+                    <pic:cNvPr id="0" name="Picture 16"/>
+                    <pic:cNvPicPr>
+                      <a:picLocks noChangeAspect="1" noChangeArrowheads="1"/>
+                    </pic:cNvPicPr>
+                  </pic:nvPicPr>
+                  <pic:blipFill>
+                    <a:blip r:embed="rId23" cstate="print"/>
+                    <a:srcRect/>
+                    <a:stretch>
+                      <a:fillRect/>
+                    </a:stretch>
+                  </pic:blipFill>
+                  <pic:spPr bwMode="auto">
+                    <a:xfrm>
+                      <a:off x="0" y="0"/>
+                      <a:ext cx="5940425" cy="2330409"/>
+                    </a:xfrm>
+                    <a:prstGeom prst="rect">
+                      <a:avLst/>
+                    </a:prstGeom>
+                    <a:noFill/>
+                    <a:ln w="9525">
+                      <a:noFill/>
+                      <a:miter lim="800000"/>
+                      <a:headEnd/>
+                      <a:tailEnd/>
+                    </a:ln>
+                  </pic:spPr>
+                </pic:pic>
+              </a:graphicData>
+            </a:graphic>
+          </wp:inline>
+        </w:drawing>
+      </w:r>
+    </w:p>
+    <w:p>
+      <w:pPr>
+        <w:pStyle w:val="2"/>
+      </w:pPr>
+      <w:bookmarkStart w:id="23" w:name="_Toc222354685"/>
+      <w:r>
+        <w:t>Запрос 8</w:t>
+      </w:r>
+      <w:bookmarkEnd w:id="23"/>
+    </w:p>
+    <w:p>
+      <w:r>
+        <w:rPr>
+          <w:noProof/>
+          <w:lang w:eastAsia="ru-RU"/>
+        </w:rPr>
+        <w:t>Не получилось</w:t>
+      </w:r>
+    </w:p>
+    <w:p>
+      <w:pPr>
+        <w:pStyle w:val="2"/>
+      </w:pPr>
+      <w:bookmarkStart w:id="24" w:name="_Toc222354686"/>
+      <w:r>
+        <w:lastRenderedPageBreak/>
+        <w:t>Запрос 9</w:t>
+      </w:r>
+      <w:bookmarkEnd w:id="24"/>
+    </w:p>
+    <w:p>
+      <w:r>
+        <w:rPr>
+          <w:noProof/>
+          <w:lang w:eastAsia="ru-RU"/>
+        </w:rPr>
+        <w:drawing>
+          <wp:inline distT="0" distB="0" distL="0" distR="0">
+            <wp:extent cx="5940425" cy="1948390"/>
+            <wp:effectExtent l="19050" t="0" r="3175" b="0"/>
+            <wp:docPr id="28" name="Рисунок 28"/>
+            <wp:cNvGraphicFramePr>
+              <a:graphicFrameLocks xmlns:a="http://schemas.openxmlformats.org/drawingml/2006/main" noChangeAspect="1"/>
+            </wp:cNvGraphicFramePr>
+            <a:graphic xmlns:a="http://schemas.openxmlformats.org/drawingml/2006/main">
+              <a:graphicData uri="http://schemas.openxmlformats.org/drawingml/2006/picture">
+                <pic:pic xmlns:pic="http://schemas.openxmlformats.org/drawingml/2006/picture">
+                  <pic:nvPicPr>
+                    <pic:cNvPr id="0" name="Picture 28"/>
+                    <pic:cNvPicPr>
+                      <a:picLocks noChangeAspect="1" noChangeArrowheads="1"/>
+                    </pic:cNvPicPr>
+                  </pic:nvPicPr>
+                  <pic:blipFill>
+                    <a:blip r:embed="rId24" cstate="print"/>
+                    <a:srcRect/>
+                    <a:stretch>
+                      <a:fillRect/>
+                    </a:stretch>
+                  </pic:blipFill>
+                  <pic:spPr bwMode="auto">
+                    <a:xfrm>
+                      <a:off x="0" y="0"/>
+                      <a:ext cx="5940425" cy="1948390"/>
+                    </a:xfrm>
+                    <a:prstGeom prst="rect">
+                      <a:avLst/>
+                    </a:prstGeom>
+                    <a:noFill/>
+                    <a:ln w="9525">
+                      <a:noFill/>
+                      <a:miter lim="800000"/>
+                      <a:headEnd/>
+                      <a:tailEnd/>
+                    </a:ln>
+                  </pic:spPr>
+                </pic:pic>
+              </a:graphicData>
+            </a:graphic>
+          </wp:inline>
+        </w:drawing>
+      </w:r>
+    </w:p>
+    <w:p>
+      <w:pPr>
+        <w:pStyle w:val="2"/>
+      </w:pPr>
+      <w:bookmarkStart w:id="25" w:name="_Toc222354687"/>
+      <w:r>
+        <w:t>Запрос 10</w:t>
+      </w:r>
+      <w:bookmarkEnd w:id="25"/>
+    </w:p>
+    <w:p>
+      <w:r>
+        <w:rPr>
+          <w:noProof/>
+          <w:lang w:eastAsia="ru-RU"/>
+        </w:rPr>
+        <w:drawing>
+          <wp:inline distT="0" distB="0" distL="0" distR="0">
+            <wp:extent cx="5940425" cy="3603070"/>
+            <wp:effectExtent l="19050" t="0" r="3175" b="0"/>
+            <wp:docPr id="25" name="Рисунок 25"/>
+            <wp:cNvGraphicFramePr>
+              <a:graphicFrameLocks xmlns:a="http://schemas.openxmlformats.org/drawingml/2006/main" noChangeAspect="1"/>
+            </wp:cNvGraphicFramePr>
+            <a:graphic xmlns:a="http://schemas.openxmlformats.org/drawingml/2006/main">
+              <a:graphicData uri="http://schemas.openxmlformats.org/drawingml/2006/picture">
+                <pic:pic xmlns:pic="http://schemas.openxmlformats.org/drawingml/2006/picture">
+                  <pic:nvPicPr>
+                    <pic:cNvPr id="0" name="Picture 25"/>
+                    <pic:cNvPicPr>
+                      <a:picLocks noChangeAspect="1" noChangeArrowheads="1"/>
+                    </pic:cNvPicPr>
+                  </pic:nvPicPr>
+                  <pic:blipFill>
+                    <a:blip r:embed="rId25" cstate="print"/>
+                    <a:srcRect/>
+                    <a:stretch>
+                      <a:fillRect/>
+                    </a:stretch>
+                  </pic:blipFill>
+                  <pic:spPr bwMode="auto">
+                    <a:xfrm>
+                      <a:off x="0" y="0"/>
+                      <a:ext cx="5940425" cy="3603070"/>
+                    </a:xfrm>
+                    <a:prstGeom prst="rect">
+                      <a:avLst/>
+                    </a:prstGeom>
+                    <a:noFill/>
+                    <a:ln w="9525">
+                      <a:noFill/>
+                      <a:miter lim="800000"/>
+                      <a:headEnd/>
+                      <a:tailEnd/>
+                    </a:ln>
+                  </pic:spPr>
+                </pic:pic>
+              </a:graphicData>
+            </a:graphic>
+          </wp:inline>
+        </w:drawing>
+      </w:r>
+    </w:p>
+    <w:p>
+      <w:pPr>
+        <w:pStyle w:val="2"/>
+      </w:pPr>
+      <w:bookmarkStart w:id="26" w:name="_Toc222354688"/>
+      <w:r>
+        <w:lastRenderedPageBreak/>
+        <w:t>Запрос 11</w:t>
+      </w:r>
+      <w:bookmarkEnd w:id="26"/>
+    </w:p>
+    <w:p>
+      <w:r>
+        <w:rPr>
+          <w:noProof/>
+          <w:lang w:eastAsia="ru-RU"/>
+        </w:rPr>
+        <w:drawing>
+          <wp:inline distT="0" distB="0" distL="0" distR="0">
+            <wp:extent cx="5940425" cy="3339819"/>
+            <wp:effectExtent l="19050" t="0" r="3175" b="0"/>
+            <wp:docPr id="31" name="Рисунок 31"/>
+            <wp:cNvGraphicFramePr>
+              <a:graphicFrameLocks xmlns:a="http://schemas.openxmlformats.org/drawingml/2006/main" noChangeAspect="1"/>
+            </wp:cNvGraphicFramePr>
+            <a:graphic xmlns:a="http://schemas.openxmlformats.org/drawingml/2006/main">
+              <a:graphicData uri="http://schemas.openxmlformats.org/drawingml/2006/picture">
+                <pic:pic xmlns:pic="http://schemas.openxmlformats.org/drawingml/2006/picture">
+                  <pic:nvPicPr>
+                    <pic:cNvPr id="0" name="Picture 31"/>
+                    <pic:cNvPicPr>
+                      <a:picLocks noChangeAspect="1" noChangeArrowheads="1"/>
+                    </pic:cNvPicPr>
+                  </pic:nvPicPr>
+                  <pic:blipFill>
+                    <a:blip r:embed="rId26" cstate="print"/>
+                    <a:srcRect/>
+                    <a:stretch>
+                      <a:fillRect/>
+                    </a:stretch>
+                  </pic:blipFill>
+                  <pic:spPr bwMode="auto">
+                    <a:xfrm>
+                      <a:off x="0" y="0"/>
+                      <a:ext cx="5940425" cy="3339819"/>
+                    </a:xfrm>
+                    <a:prstGeom prst="rect">
+                      <a:avLst/>
+                    </a:prstGeom>
+                    <a:noFill/>
+                    <a:ln w="9525">
+                      <a:noFill/>
+                      <a:miter lim="800000"/>
+                      <a:headEnd/>
+                      <a:tailEnd/>
+                    </a:ln>
+                  </pic:spPr>
+                </pic:pic>
+              </a:graphicData>
+            </a:graphic>
+          </wp:inline>
+        </w:drawing>
+      </w:r>
+    </w:p>
+    <w:p>
+      <w:pPr>
+        <w:pStyle w:val="2"/>
+      </w:pPr>
+      <w:bookmarkStart w:id="27" w:name="_Toc222354689"/>
+      <w:r>
+        <w:t>Запрос 12</w:t>
+      </w:r>
+      <w:bookmarkEnd w:id="27"/>
+    </w:p>
+    <w:p>
+      <w:r>
+        <w:rPr>
+          <w:noProof/>
+          <w:lang w:eastAsia="ru-RU"/>
+        </w:rPr>
+        <w:drawing>
+          <wp:inline distT="0" distB="0" distL="0" distR="0">
+            <wp:extent cx="5940425" cy="2072034"/>
+            <wp:effectExtent l="19050" t="0" r="3175" b="0"/>
+            <wp:docPr id="34" name="Рисунок 34"/>
+            <wp:cNvGraphicFramePr>
+              <a:graphicFrameLocks xmlns:a="http://schemas.openxmlformats.org/drawingml/2006/main" noChangeAspect="1"/>
+            </wp:cNvGraphicFramePr>
+            <a:graphic xmlns:a="http://schemas.openxmlformats.org/drawingml/2006/main">
+              <a:graphicData uri="http://schemas.openxmlformats.org/drawingml/2006/picture">
+                <pic:pic xmlns:pic="http://schemas.openxmlformats.org/drawingml/2006/picture">
+                  <pic:nvPicPr>
+                    <pic:cNvPr id="0" name="Picture 34"/>
+                    <pic:cNvPicPr>
+                      <a:picLocks noChangeAspect="1" noChangeArrowheads="1"/>
+                    </pic:cNvPicPr>
+                  </pic:nvPicPr>
+                  <pic:blipFill>
+                    <a:blip r:embed="rId27" cstate="print"/>
+                    <a:srcRect/>
+                    <a:stretch>
+                      <a:fillRect/>
+                    </a:stretch>
+                  </pic:blipFill>
+                  <pic:spPr bwMode="auto">
+                    <a:xfrm>
+                      <a:off x="0" y="0"/>
+                      <a:ext cx="5940425" cy="2072034"/>
+                    </a:xfrm>
+                    <a:prstGeom prst="rect">
+                      <a:avLst/>
+                    </a:prstGeom>
+                    <a:noFill/>
+                    <a:ln w="9525">
+                      <a:noFill/>
+                      <a:miter lim="800000"/>
+                      <a:headEnd/>
+                      <a:tailEnd/>
+                    </a:ln>
+                  </pic:spPr>
+                </pic:pic>
+              </a:graphicData>
+            </a:graphic>
+          </wp:inline>
+        </w:drawing>
+      </w:r>
+    </w:p>
+    <w:p/>
     <w:p/>
     <w:p/>
     <w:sectPr>
@@ -1650,7 +4157,7 @@
 </file>
 
 <file path=word/styles.xml><?xml version="1.0" encoding="utf-8"?>
-<w:styles xmlns:mc="http://schemas.openxmlformats.org/markup-compatibility/2006" xmlns:r="http://schemas.openxmlformats.org/officeDocument/2006/relationships" xmlns:w="http://schemas.openxmlformats.org/wordprocessingml/2006/main" xmlns:w14="http://schemas.microsoft.com/office/word/2010/wordml" mc:Ignorable="w14">
+<w:styles xmlns:r="http://schemas.openxmlformats.org/officeDocument/2006/relationships" xmlns:w="http://schemas.openxmlformats.org/wordprocessingml/2006/main">
   <w:docDefaults>
     <w:rPrDefault>
       <w:rPr>
@@ -1871,6 +4378,7 @@
     <w:uiPriority w:val="99"/>
     <w:semiHidden/>
     <w:unhideWhenUsed/>
+    <w:qFormat/>
     <w:tblPr>
       <w:tblInd w:w="0" w:type="dxa"/>
       <w:tblCellMar>
@@ -1901,6 +4409,7 @@
       <w:szCs w:val="24"/>
     </w:rPr>
     <w:tblPr>
+      <w:tblInd w:w="0" w:type="dxa"/>
       <w:tblBorders>
         <w:top w:val="single" w:sz="4" w:space="0" w:color="auto"/>
         <w:left w:val="single" w:sz="4" w:space="0" w:color="auto"/>
@@ -1909,6 +4418,12 @@
         <w:insideH w:val="single" w:sz="4" w:space="0" w:color="auto"/>
         <w:insideV w:val="single" w:sz="4" w:space="0" w:color="auto"/>
       </w:tblBorders>
+      <w:tblCellMar>
+        <w:top w:w="0" w:type="dxa"/>
+        <w:left w:w="108" w:type="dxa"/>
+        <w:bottom w:w="0" w:type="dxa"/>
+        <w:right w:w="108" w:type="dxa"/>
+      </w:tblCellMar>
     </w:tblPr>
   </w:style>
   <w:style w:type="paragraph" w:styleId="a4">
@@ -1985,6 +4500,42 @@
       <w:color w:val="4F81BD" w:themeColor="accent1"/>
       <w:sz w:val="26"/>
       <w:szCs w:val="26"/>
+    </w:rPr>
+  </w:style>
+  <w:style w:type="paragraph" w:styleId="11">
+    <w:name w:val="toc 1"/>
+    <w:basedOn w:val="a"/>
+    <w:next w:val="a"/>
+    <w:autoRedefine/>
+    <w:uiPriority w:val="39"/>
+    <w:unhideWhenUsed/>
+    <w:rsid w:val="000602AA"/>
+    <w:pPr>
+      <w:spacing w:after="100"/>
+    </w:pPr>
+  </w:style>
+  <w:style w:type="paragraph" w:styleId="21">
+    <w:name w:val="toc 2"/>
+    <w:basedOn w:val="a"/>
+    <w:next w:val="a"/>
+    <w:autoRedefine/>
+    <w:uiPriority w:val="39"/>
+    <w:unhideWhenUsed/>
+    <w:rsid w:val="000602AA"/>
+    <w:pPr>
+      <w:spacing w:after="100"/>
+      <w:ind w:left="280"/>
+    </w:pPr>
+  </w:style>
+  <w:style w:type="character" w:styleId="a7">
+    <w:name w:val="Hyperlink"/>
+    <w:basedOn w:val="a0"/>
+    <w:uiPriority w:val="99"/>
+    <w:unhideWhenUsed/>
+    <w:rsid w:val="000602AA"/>
+    <w:rPr>
+      <w:color w:val="0000FF" w:themeColor="hyperlink"/>
+      <w:u w:val="single"/>
     </w:rPr>
   </w:style>
 </w:styles>
@@ -2621,7 +5172,7 @@
 </file>
 
 <file path=customXml/itemProps1.xml><?xml version="1.0" encoding="utf-8"?>
-<ds:datastoreItem xmlns:ds="http://schemas.openxmlformats.org/officeDocument/2006/customXml" ds:itemID="{631B35C3-A908-4A13-8A27-A824F2FDC4ED}">
+<ds:datastoreItem xmlns:ds="http://schemas.openxmlformats.org/officeDocument/2006/customXml" ds:itemID="{2D6A6721-9492-49DB-BB57-303212BA99DE}">
   <ds:schemaRefs>
     <ds:schemaRef ds:uri="http://schemas.openxmlformats.org/officeDocument/2006/bibliography"/>
   </ds:schemaRefs>
